--- a/report_template/template_main/ptBRCA_rummage_complete_v2.2.0.docx
+++ b/report_template/template_main/ptBRCA_rummage_complete_v2.2.0.docx
@@ -191,7 +191,43 @@
         <w:rPr>
           <w:highlight w:val="cyan"/>
         </w:rPr>
-        <w:t>{%p if judge_brca_cnv == “mlpa”%}</w:t>
+        <w:t xml:space="preserve">{%p if </w:t>
+      </w:r>
+      <w:proofErr w:type="spellStart"/>
+      <w:r>
+        <w:rPr>
+          <w:highlight w:val="cyan"/>
+        </w:rPr>
+        <w:t>judge_brca_cnv</w:t>
+      </w:r>
+      <w:proofErr w:type="spellEnd"/>
+      <w:r>
+        <w:rPr>
+          <w:highlight w:val="cyan"/>
+        </w:rPr>
+        <w:t xml:space="preserve"> == “</w:t>
+      </w:r>
+      <w:proofErr w:type="spellStart"/>
+      <w:proofErr w:type="gramStart"/>
+      <w:r>
+        <w:rPr>
+          <w:highlight w:val="cyan"/>
+        </w:rPr>
+        <w:t>mlpa</w:t>
+      </w:r>
+      <w:proofErr w:type="spellEnd"/>
+      <w:r>
+        <w:rPr>
+          <w:highlight w:val="cyan"/>
+        </w:rPr>
+        <w:t>”%</w:t>
+      </w:r>
+      <w:proofErr w:type="gramEnd"/>
+      <w:r>
+        <w:rPr>
+          <w:highlight w:val="cyan"/>
+        </w:rPr>
+        <w:t>}</w:t>
       </w:r>
     </w:p>
     <w:p>
@@ -205,7 +241,21 @@
         <w:rPr>
           <w:highlight w:val="yellow"/>
         </w:rPr>
-        <w:t>var_brca.snv_m.B1_G_L5+ var_brca.snv_m.B2_G_L5 + var_brca.mlpa_v2.B1_mlpa_L5 + var_brca.mlpa_v2.B2_mlpa_L5 + var_brca.snv_m.B1_G_L4+ var_brca.snv_m.B2_G_L4+ var_brca.mlpa_v2.B1_mlpa_L4 + var_brca.mlpa_v2.B2_mlpa_L4</w:t>
+        <w:t>var_brca.snv_</w:t>
+      </w:r>
+      <w:proofErr w:type="gramStart"/>
+      <w:r>
+        <w:rPr>
+          <w:highlight w:val="yellow"/>
+        </w:rPr>
+        <w:t>m.B</w:t>
+      </w:r>
+      <w:proofErr w:type="gramEnd"/>
+      <w:r>
+        <w:rPr>
+          <w:highlight w:val="yellow"/>
+        </w:rPr>
+        <w:t>1_G_L5+ var_brca.snv_m.B2_G_L5 + var_brca.mlpa_v2.B1_mlpa_L5 + var_brca.mlpa_v2.B2_mlpa_L5 + var_brca.snv_m.B1_G_L4+ var_brca.snv_m.B2_G_L4+ var_brca.mlpa_v2.B1_mlpa_L4 + var_brca.mlpa_v2.B2_mlpa_L4</w:t>
       </w:r>
       <w:r>
         <w:rPr>
@@ -590,8 +640,20 @@
                 <w:sz w:val="28"/>
                 <w:szCs w:val="28"/>
               </w:rPr>
-              <w:t>检测总览</w:t>
-            </w:r>
+              <w:t>检测总</w:t>
+            </w:r>
+            <w:proofErr w:type="gramStart"/>
+            <w:r>
+              <w:rPr>
+                <w:rFonts w:ascii="思源黑体 CN Normal" w:eastAsia="思源黑体 CN Normal" w:hAnsi="思源黑体 CN Normal" w:hint="eastAsia"/>
+                <w:b/>
+                <w:color w:val="1E7648"/>
+                <w:sz w:val="28"/>
+                <w:szCs w:val="28"/>
+              </w:rPr>
+              <w:t>览</w:t>
+            </w:r>
+            <w:proofErr w:type="gramEnd"/>
           </w:p>
         </w:tc>
       </w:tr>
@@ -2532,8 +2594,20 @@
                 <w:sz w:val="28"/>
                 <w:szCs w:val="28"/>
               </w:rPr>
-              <w:t>检测总览</w:t>
-            </w:r>
+              <w:t>检测总</w:t>
+            </w:r>
+            <w:proofErr w:type="gramStart"/>
+            <w:r>
+              <w:rPr>
+                <w:rFonts w:ascii="思源黑体 CN Normal" w:eastAsia="思源黑体 CN Normal" w:hAnsi="思源黑体 CN Normal" w:hint="eastAsia"/>
+                <w:b/>
+                <w:color w:val="1E7648"/>
+                <w:sz w:val="28"/>
+                <w:szCs w:val="28"/>
+              </w:rPr>
+              <w:t>览</w:t>
+            </w:r>
+            <w:proofErr w:type="gramEnd"/>
           </w:p>
         </w:tc>
       </w:tr>
@@ -3869,7 +3943,21 @@
         <w:rPr>
           <w:highlight w:val="yellow"/>
         </w:rPr>
-        <w:t xml:space="preserve"> var_brca.snv_m.B1_G_L5+ var_brca.snv_m.B2_G_L5 + var_brca.gcnv_v2.B1_gcnv_L5 + var_brca.gcnv_v2.B2_gcnv_L5 + var_brca.snv_m.B1_G_L4+ var_brca.snv_m.B2_G_L4+ var_brca.gcnv_v2.B1_gcnv_L4 + var_brca.gcnv_v2.B2_gcnv_L4%}</w:t>
+        <w:t xml:space="preserve"> var_brca.snv_</w:t>
+      </w:r>
+      <w:proofErr w:type="gramStart"/>
+      <w:r>
+        <w:rPr>
+          <w:highlight w:val="yellow"/>
+        </w:rPr>
+        <w:t>m.B</w:t>
+      </w:r>
+      <w:proofErr w:type="gramEnd"/>
+      <w:r>
+        <w:rPr>
+          <w:highlight w:val="yellow"/>
+        </w:rPr>
+        <w:t>1_G_L5+ var_brca.snv_m.B2_G_L5 + var_brca.gcnv_v2.B1_gcnv_L5 + var_brca.gcnv_v2.B2_gcnv_L5 + var_brca.snv_m.B1_G_L4+ var_brca.snv_m.B2_G_L4+ var_brca.gcnv_v2.B1_gcnv_L4 + var_brca.gcnv_v2.B2_gcnv_L4%}</w:t>
       </w:r>
     </w:p>
     <w:tbl>
@@ -4244,8 +4332,20 @@
                 <w:sz w:val="28"/>
                 <w:szCs w:val="28"/>
               </w:rPr>
-              <w:t>检测总览</w:t>
-            </w:r>
+              <w:t>检测总</w:t>
+            </w:r>
+            <w:proofErr w:type="gramStart"/>
+            <w:r>
+              <w:rPr>
+                <w:rFonts w:ascii="思源黑体 CN Normal" w:eastAsia="思源黑体 CN Normal" w:hAnsi="思源黑体 CN Normal" w:hint="eastAsia"/>
+                <w:b/>
+                <w:color w:val="1E7648"/>
+                <w:sz w:val="28"/>
+                <w:szCs w:val="28"/>
+              </w:rPr>
+              <w:t>览</w:t>
+            </w:r>
+            <w:proofErr w:type="gramEnd"/>
           </w:p>
         </w:tc>
       </w:tr>
@@ -6186,8 +6286,20 @@
                 <w:sz w:val="28"/>
                 <w:szCs w:val="28"/>
               </w:rPr>
-              <w:t>检测总览</w:t>
-            </w:r>
+              <w:t>检测总</w:t>
+            </w:r>
+            <w:proofErr w:type="gramStart"/>
+            <w:r>
+              <w:rPr>
+                <w:rFonts w:ascii="思源黑体 CN Normal" w:eastAsia="思源黑体 CN Normal" w:hAnsi="思源黑体 CN Normal" w:hint="eastAsia"/>
+                <w:b/>
+                <w:color w:val="1E7648"/>
+                <w:sz w:val="28"/>
+                <w:szCs w:val="28"/>
+              </w:rPr>
+              <w:t>览</w:t>
+            </w:r>
+            <w:proofErr w:type="gramEnd"/>
           </w:p>
         </w:tc>
       </w:tr>
@@ -7781,8 +7893,21 @@
                 <w:sz w:val="28"/>
                 <w:szCs w:val="28"/>
               </w:rPr>
-              <w:t>检测总览</w:t>
-            </w:r>
+              <w:t>检测总</w:t>
+            </w:r>
+            <w:proofErr w:type="gramStart"/>
+            <w:r>
+              <w:rPr>
+                <w:rFonts w:ascii="思源黑体 CN Bold" w:eastAsia="思源黑体 CN Bold" w:hAnsi="思源黑体 CN Bold" w:hint="eastAsia"/>
+                <w:b/>
+                <w:bCs/>
+                <w:color w:val="1E7648"/>
+                <w:sz w:val="28"/>
+                <w:szCs w:val="28"/>
+              </w:rPr>
+              <w:t>览</w:t>
+            </w:r>
+            <w:proofErr w:type="gramEnd"/>
           </w:p>
         </w:tc>
       </w:tr>
@@ -8124,7 +8249,25 @@
                 <w:sz w:val="16"/>
                 <w:szCs w:val="16"/>
               </w:rPr>
-              <w:t>{{sample.ngs_platform|e}}</w:t>
+              <w:t>{{</w:t>
+            </w:r>
+            <w:proofErr w:type="spellStart"/>
+            <w:r>
+              <w:rPr>
+                <w:rFonts w:ascii="思源黑体 CN Normal" w:eastAsia="思源黑体 CN Normal" w:hAnsi="思源黑体 CN Normal"/>
+                <w:sz w:val="16"/>
+                <w:szCs w:val="16"/>
+              </w:rPr>
+              <w:t>sample.ngs_platform|e</w:t>
+            </w:r>
+            <w:proofErr w:type="spellEnd"/>
+            <w:r>
+              <w:rPr>
+                <w:rFonts w:ascii="思源黑体 CN Normal" w:eastAsia="思源黑体 CN Normal" w:hAnsi="思源黑体 CN Normal"/>
+                <w:sz w:val="16"/>
+                <w:szCs w:val="16"/>
+              </w:rPr>
+              <w:t>}}</w:t>
             </w:r>
           </w:p>
         </w:tc>
@@ -8226,7 +8369,25 @@
                 <w:sz w:val="16"/>
                 <w:szCs w:val="16"/>
               </w:rPr>
-              <w:t>基因全编码区及外显子-内含子连接区、部分UTR区（非翻译区）和内含子区热点变异；</w:t>
+              <w:t>基因全编码区及外显子-内含子连接区、部分UTR区（非翻译区）和内含子</w:t>
+            </w:r>
+            <w:proofErr w:type="gramStart"/>
+            <w:r>
+              <w:rPr>
+                <w:rFonts w:ascii="思源黑体 CN Normal" w:eastAsia="思源黑体 CN Normal" w:hAnsi="思源黑体 CN Normal"/>
+                <w:sz w:val="16"/>
+                <w:szCs w:val="16"/>
+              </w:rPr>
+              <w:t>区热点</w:t>
+            </w:r>
+            <w:proofErr w:type="gramEnd"/>
+            <w:r>
+              <w:rPr>
+                <w:rFonts w:ascii="思源黑体 CN Normal" w:eastAsia="思源黑体 CN Normal" w:hAnsi="思源黑体 CN Normal"/>
+                <w:sz w:val="16"/>
+                <w:szCs w:val="16"/>
+              </w:rPr>
+              <w:t>变异；</w:t>
             </w:r>
           </w:p>
           <w:p>
@@ -8369,6 +8530,7 @@
                 <w:szCs w:val="18"/>
               </w:rPr>
             </w:pPr>
+            <w:proofErr w:type="gramStart"/>
             <w:r>
               <w:rPr>
                 <w:rFonts w:ascii="思源黑体 CN Bold" w:eastAsia="思源黑体 CN Bold" w:hAnsi="思源黑体 CN Bold" w:hint="eastAsia"/>
@@ -8380,6 +8542,7 @@
               </w:rPr>
               <w:t>适检人群</w:t>
             </w:r>
+            <w:proofErr w:type="gramEnd"/>
           </w:p>
         </w:tc>
         <w:tc>
@@ -8495,13 +8658,23 @@
                 <w:szCs w:val="16"/>
               </w:rPr>
             </w:pPr>
+            <w:proofErr w:type="gramStart"/>
             <w:r>
               <w:rPr>
                 <w:rFonts w:ascii="思源黑体 CN Normal" w:eastAsia="思源黑体 CN Normal" w:hAnsi="思源黑体 CN Normal"/>
                 <w:sz w:val="16"/>
                 <w:szCs w:val="16"/>
               </w:rPr>
-              <w:t>德系犹太裔</w:t>
+              <w:t>德系犹太</w:t>
+            </w:r>
+            <w:proofErr w:type="gramEnd"/>
+            <w:r>
+              <w:rPr>
+                <w:rFonts w:ascii="思源黑体 CN Normal" w:eastAsia="思源黑体 CN Normal" w:hAnsi="思源黑体 CN Normal"/>
+                <w:sz w:val="16"/>
+                <w:szCs w:val="16"/>
+              </w:rPr>
+              <w:t>裔</w:t>
             </w:r>
           </w:p>
           <w:p>
@@ -9331,7 +9504,51 @@
           <w:szCs w:val="16"/>
           <w:highlight w:val="cyan"/>
         </w:rPr>
-        <w:t>{% if judge_brca_cnv == “mlpa”%}</w:t>
+        <w:t xml:space="preserve">{% if </w:t>
+      </w:r>
+      <w:proofErr w:type="spellStart"/>
+      <w:r>
+        <w:rPr>
+          <w:rFonts w:ascii="思源黑体 CN Normal" w:eastAsia="思源黑体 CN Normal" w:hAnsi="思源黑体 CN Normal"/>
+          <w:color w:val="000000" w:themeColor="text1"/>
+          <w:sz w:val="16"/>
+          <w:szCs w:val="16"/>
+          <w:highlight w:val="cyan"/>
+        </w:rPr>
+        <w:t>judge_brca_cnv</w:t>
+      </w:r>
+      <w:proofErr w:type="spellEnd"/>
+      <w:r>
+        <w:rPr>
+          <w:rFonts w:ascii="思源黑体 CN Normal" w:eastAsia="思源黑体 CN Normal" w:hAnsi="思源黑体 CN Normal"/>
+          <w:color w:val="000000" w:themeColor="text1"/>
+          <w:sz w:val="16"/>
+          <w:szCs w:val="16"/>
+          <w:highlight w:val="cyan"/>
+        </w:rPr>
+        <w:t xml:space="preserve"> == “</w:t>
+      </w:r>
+      <w:proofErr w:type="spellStart"/>
+      <w:r>
+        <w:rPr>
+          <w:rFonts w:ascii="思源黑体 CN Normal" w:eastAsia="思源黑体 CN Normal" w:hAnsi="思源黑体 CN Normal"/>
+          <w:color w:val="000000" w:themeColor="text1"/>
+          <w:sz w:val="16"/>
+          <w:szCs w:val="16"/>
+          <w:highlight w:val="cyan"/>
+        </w:rPr>
+        <w:t>mlpa</w:t>
+      </w:r>
+      <w:proofErr w:type="spellEnd"/>
+      <w:r>
+        <w:rPr>
+          <w:rFonts w:ascii="思源黑体 CN Normal" w:eastAsia="思源黑体 CN Normal" w:hAnsi="思源黑体 CN Normal"/>
+          <w:color w:val="000000" w:themeColor="text1"/>
+          <w:sz w:val="16"/>
+          <w:szCs w:val="16"/>
+          <w:highlight w:val="cyan"/>
+        </w:rPr>
+        <w:t>”%}</w:t>
       </w:r>
       <w:r>
         <w:rPr>
@@ -9616,7 +9833,51 @@
           <w:szCs w:val="13"/>
           <w:highlight w:val="magenta"/>
         </w:rPr>
-        <w:t>{{r page_break }}</w:t>
+        <w:t xml:space="preserve">{{r </w:t>
+      </w:r>
+      <w:proofErr w:type="spellStart"/>
+      <w:r>
+        <w:rPr>
+          <w:rFonts w:ascii="思源黑体 CN Light" w:eastAsia="思源黑体 CN Light" w:hAnsi="思源黑体 CN Light" w:hint="eastAsia"/>
+          <w:color w:val="595959" w:themeColor="text1" w:themeTint="A6"/>
+          <w:sz w:val="13"/>
+          <w:szCs w:val="13"/>
+          <w:highlight w:val="magenta"/>
+        </w:rPr>
+        <w:t>page_</w:t>
+      </w:r>
+      <w:proofErr w:type="gramStart"/>
+      <w:r>
+        <w:rPr>
+          <w:rFonts w:ascii="思源黑体 CN Light" w:eastAsia="思源黑体 CN Light" w:hAnsi="思源黑体 CN Light" w:hint="eastAsia"/>
+          <w:color w:val="595959" w:themeColor="text1" w:themeTint="A6"/>
+          <w:sz w:val="13"/>
+          <w:szCs w:val="13"/>
+          <w:highlight w:val="magenta"/>
+        </w:rPr>
+        <w:t>break</w:t>
+      </w:r>
+      <w:proofErr w:type="spellEnd"/>
+      <w:r>
+        <w:rPr>
+          <w:rFonts w:ascii="思源黑体 CN Light" w:eastAsia="思源黑体 CN Light" w:hAnsi="思源黑体 CN Light" w:hint="eastAsia"/>
+          <w:color w:val="595959" w:themeColor="text1" w:themeTint="A6"/>
+          <w:sz w:val="13"/>
+          <w:szCs w:val="13"/>
+          <w:highlight w:val="magenta"/>
+        </w:rPr>
+        <w:t xml:space="preserve"> }</w:t>
+      </w:r>
+      <w:proofErr w:type="gramEnd"/>
+      <w:r>
+        <w:rPr>
+          <w:rFonts w:ascii="思源黑体 CN Light" w:eastAsia="思源黑体 CN Light" w:hAnsi="思源黑体 CN Light" w:hint="eastAsia"/>
+          <w:color w:val="595959" w:themeColor="text1" w:themeTint="A6"/>
+          <w:sz w:val="13"/>
+          <w:szCs w:val="13"/>
+          <w:highlight w:val="magenta"/>
+        </w:rPr>
+        <w:t>}</w:t>
       </w:r>
     </w:p>
     <w:tbl>
@@ -10308,7 +10569,51 @@
           <w:szCs w:val="13"/>
           <w:highlight w:val="magenta"/>
         </w:rPr>
-        <w:t>{{r page_break }}</w:t>
+        <w:t xml:space="preserve">{{r </w:t>
+      </w:r>
+      <w:proofErr w:type="spellStart"/>
+      <w:r>
+        <w:rPr>
+          <w:rFonts w:ascii="思源黑体 CN Light" w:eastAsia="思源黑体 CN Light" w:hAnsi="思源黑体 CN Light" w:hint="eastAsia"/>
+          <w:color w:val="595959" w:themeColor="text1" w:themeTint="A6"/>
+          <w:sz w:val="13"/>
+          <w:szCs w:val="13"/>
+          <w:highlight w:val="magenta"/>
+        </w:rPr>
+        <w:t>page_</w:t>
+      </w:r>
+      <w:proofErr w:type="gramStart"/>
+      <w:r>
+        <w:rPr>
+          <w:rFonts w:ascii="思源黑体 CN Light" w:eastAsia="思源黑体 CN Light" w:hAnsi="思源黑体 CN Light" w:hint="eastAsia"/>
+          <w:color w:val="595959" w:themeColor="text1" w:themeTint="A6"/>
+          <w:sz w:val="13"/>
+          <w:szCs w:val="13"/>
+          <w:highlight w:val="magenta"/>
+        </w:rPr>
+        <w:t>break</w:t>
+      </w:r>
+      <w:proofErr w:type="spellEnd"/>
+      <w:r>
+        <w:rPr>
+          <w:rFonts w:ascii="思源黑体 CN Light" w:eastAsia="思源黑体 CN Light" w:hAnsi="思源黑体 CN Light" w:hint="eastAsia"/>
+          <w:color w:val="595959" w:themeColor="text1" w:themeTint="A6"/>
+          <w:sz w:val="13"/>
+          <w:szCs w:val="13"/>
+          <w:highlight w:val="magenta"/>
+        </w:rPr>
+        <w:t xml:space="preserve"> }</w:t>
+      </w:r>
+      <w:proofErr w:type="gramEnd"/>
+      <w:r>
+        <w:rPr>
+          <w:rFonts w:ascii="思源黑体 CN Light" w:eastAsia="思源黑体 CN Light" w:hAnsi="思源黑体 CN Light" w:hint="eastAsia"/>
+          <w:color w:val="595959" w:themeColor="text1" w:themeTint="A6"/>
+          <w:sz w:val="13"/>
+          <w:szCs w:val="13"/>
+          <w:highlight w:val="magenta"/>
+        </w:rPr>
+        <w:t>}</w:t>
       </w:r>
     </w:p>
     <w:tbl>
@@ -10682,7 +10987,51 @@
           <w:szCs w:val="13"/>
           <w:highlight w:val="magenta"/>
         </w:rPr>
-        <w:t>{{r page_break }}</w:t>
+        <w:t xml:space="preserve">{{r </w:t>
+      </w:r>
+      <w:proofErr w:type="spellStart"/>
+      <w:r>
+        <w:rPr>
+          <w:rFonts w:ascii="思源黑体 CN Light" w:eastAsia="思源黑体 CN Light" w:hAnsi="思源黑体 CN Light" w:hint="eastAsia"/>
+          <w:color w:val="595959" w:themeColor="text1" w:themeTint="A6"/>
+          <w:sz w:val="13"/>
+          <w:szCs w:val="13"/>
+          <w:highlight w:val="magenta"/>
+        </w:rPr>
+        <w:t>page_</w:t>
+      </w:r>
+      <w:proofErr w:type="gramStart"/>
+      <w:r>
+        <w:rPr>
+          <w:rFonts w:ascii="思源黑体 CN Light" w:eastAsia="思源黑体 CN Light" w:hAnsi="思源黑体 CN Light" w:hint="eastAsia"/>
+          <w:color w:val="595959" w:themeColor="text1" w:themeTint="A6"/>
+          <w:sz w:val="13"/>
+          <w:szCs w:val="13"/>
+          <w:highlight w:val="magenta"/>
+        </w:rPr>
+        <w:t>break</w:t>
+      </w:r>
+      <w:proofErr w:type="spellEnd"/>
+      <w:r>
+        <w:rPr>
+          <w:rFonts w:ascii="思源黑体 CN Light" w:eastAsia="思源黑体 CN Light" w:hAnsi="思源黑体 CN Light" w:hint="eastAsia"/>
+          <w:color w:val="595959" w:themeColor="text1" w:themeTint="A6"/>
+          <w:sz w:val="13"/>
+          <w:szCs w:val="13"/>
+          <w:highlight w:val="magenta"/>
+        </w:rPr>
+        <w:t xml:space="preserve"> }</w:t>
+      </w:r>
+      <w:proofErr w:type="gramEnd"/>
+      <w:r>
+        <w:rPr>
+          <w:rFonts w:ascii="思源黑体 CN Light" w:eastAsia="思源黑体 CN Light" w:hAnsi="思源黑体 CN Light" w:hint="eastAsia"/>
+          <w:color w:val="595959" w:themeColor="text1" w:themeTint="A6"/>
+          <w:sz w:val="13"/>
+          <w:szCs w:val="13"/>
+          <w:highlight w:val="magenta"/>
+        </w:rPr>
+        <w:t>}</w:t>
       </w:r>
     </w:p>
     <w:tbl>
@@ -11055,7 +11404,51 @@
           <w:szCs w:val="13"/>
           <w:highlight w:val="magenta"/>
         </w:rPr>
-        <w:t>{{r page_break }}</w:t>
+        <w:t xml:space="preserve">{{r </w:t>
+      </w:r>
+      <w:proofErr w:type="spellStart"/>
+      <w:r>
+        <w:rPr>
+          <w:rFonts w:ascii="思源黑体 CN Light" w:eastAsia="思源黑体 CN Light" w:hAnsi="思源黑体 CN Light" w:hint="eastAsia"/>
+          <w:color w:val="595959" w:themeColor="text1" w:themeTint="A6"/>
+          <w:sz w:val="13"/>
+          <w:szCs w:val="13"/>
+          <w:highlight w:val="magenta"/>
+        </w:rPr>
+        <w:t>page_</w:t>
+      </w:r>
+      <w:proofErr w:type="gramStart"/>
+      <w:r>
+        <w:rPr>
+          <w:rFonts w:ascii="思源黑体 CN Light" w:eastAsia="思源黑体 CN Light" w:hAnsi="思源黑体 CN Light" w:hint="eastAsia"/>
+          <w:color w:val="595959" w:themeColor="text1" w:themeTint="A6"/>
+          <w:sz w:val="13"/>
+          <w:szCs w:val="13"/>
+          <w:highlight w:val="magenta"/>
+        </w:rPr>
+        <w:t>break</w:t>
+      </w:r>
+      <w:proofErr w:type="spellEnd"/>
+      <w:r>
+        <w:rPr>
+          <w:rFonts w:ascii="思源黑体 CN Light" w:eastAsia="思源黑体 CN Light" w:hAnsi="思源黑体 CN Light" w:hint="eastAsia"/>
+          <w:color w:val="595959" w:themeColor="text1" w:themeTint="A6"/>
+          <w:sz w:val="13"/>
+          <w:szCs w:val="13"/>
+          <w:highlight w:val="magenta"/>
+        </w:rPr>
+        <w:t xml:space="preserve"> }</w:t>
+      </w:r>
+      <w:proofErr w:type="gramEnd"/>
+      <w:r>
+        <w:rPr>
+          <w:rFonts w:ascii="思源黑体 CN Light" w:eastAsia="思源黑体 CN Light" w:hAnsi="思源黑体 CN Light" w:hint="eastAsia"/>
+          <w:color w:val="595959" w:themeColor="text1" w:themeTint="A6"/>
+          <w:sz w:val="13"/>
+          <w:szCs w:val="13"/>
+          <w:highlight w:val="magenta"/>
+        </w:rPr>
+        <w:t>}</w:t>
       </w:r>
     </w:p>
     <w:p>
@@ -11075,7 +11468,63 @@
           <w:szCs w:val="13"/>
           <w:highlight w:val="cyan"/>
         </w:rPr>
-        <w:t>{%p if judge_brca_cnv == “mlpa”%}</w:t>
+        <w:t xml:space="preserve">{%p if </w:t>
+      </w:r>
+      <w:proofErr w:type="spellStart"/>
+      <w:r>
+        <w:rPr>
+          <w:rFonts w:ascii="思源黑体 CN Light" w:eastAsia="思源黑体 CN Light" w:hAnsi="思源黑体 CN Light"/>
+          <w:color w:val="595959" w:themeColor="text1" w:themeTint="A6"/>
+          <w:sz w:val="13"/>
+          <w:szCs w:val="13"/>
+          <w:highlight w:val="cyan"/>
+        </w:rPr>
+        <w:t>judge_brca_cnv</w:t>
+      </w:r>
+      <w:proofErr w:type="spellEnd"/>
+      <w:r>
+        <w:rPr>
+          <w:rFonts w:ascii="思源黑体 CN Light" w:eastAsia="思源黑体 CN Light" w:hAnsi="思源黑体 CN Light"/>
+          <w:color w:val="595959" w:themeColor="text1" w:themeTint="A6"/>
+          <w:sz w:val="13"/>
+          <w:szCs w:val="13"/>
+          <w:highlight w:val="cyan"/>
+        </w:rPr>
+        <w:t xml:space="preserve"> == “</w:t>
+      </w:r>
+      <w:proofErr w:type="spellStart"/>
+      <w:proofErr w:type="gramStart"/>
+      <w:r>
+        <w:rPr>
+          <w:rFonts w:ascii="思源黑体 CN Light" w:eastAsia="思源黑体 CN Light" w:hAnsi="思源黑体 CN Light"/>
+          <w:color w:val="595959" w:themeColor="text1" w:themeTint="A6"/>
+          <w:sz w:val="13"/>
+          <w:szCs w:val="13"/>
+          <w:highlight w:val="cyan"/>
+        </w:rPr>
+        <w:t>mlpa</w:t>
+      </w:r>
+      <w:proofErr w:type="spellEnd"/>
+      <w:r>
+        <w:rPr>
+          <w:rFonts w:ascii="思源黑体 CN Light" w:eastAsia="思源黑体 CN Light" w:hAnsi="思源黑体 CN Light"/>
+          <w:color w:val="595959" w:themeColor="text1" w:themeTint="A6"/>
+          <w:sz w:val="13"/>
+          <w:szCs w:val="13"/>
+          <w:highlight w:val="cyan"/>
+        </w:rPr>
+        <w:t>”%</w:t>
+      </w:r>
+      <w:proofErr w:type="gramEnd"/>
+      <w:r>
+        <w:rPr>
+          <w:rFonts w:ascii="思源黑体 CN Light" w:eastAsia="思源黑体 CN Light" w:hAnsi="思源黑体 CN Light"/>
+          <w:color w:val="595959" w:themeColor="text1" w:themeTint="A6"/>
+          <w:sz w:val="13"/>
+          <w:szCs w:val="13"/>
+          <w:highlight w:val="cyan"/>
+        </w:rPr>
+        <w:t>}</w:t>
       </w:r>
     </w:p>
     <w:p>
@@ -11102,7 +11551,25 @@
           <w:sz w:val="16"/>
           <w:szCs w:val="16"/>
         </w:rPr>
-        <w:t>var_brca.snv_m.B1_G_L5+ var_brca.snv_m.B2_G_L5 + var_brca.mlpa_v2.B1_mlpa_L5 + var_brca.mlpa_v2.B2_mlpa_L5 + var_brca.snv_m.B1_G_L4+ var_brca.snv_m.B2_G_L4+ var_brca.mlpa_v2.B1_mlpa_L4 + var_brca.mlpa_v2.B2_mlpa_L4</w:t>
+        <w:t>var_brca.snv_</w:t>
+      </w:r>
+      <w:proofErr w:type="gramStart"/>
+      <w:r>
+        <w:rPr>
+          <w:rFonts w:ascii="思源黑体 CN Normal" w:eastAsia="思源黑体 CN Normal" w:hAnsi="思源黑体 CN Normal"/>
+          <w:sz w:val="16"/>
+          <w:szCs w:val="16"/>
+        </w:rPr>
+        <w:t>m.B</w:t>
+      </w:r>
+      <w:proofErr w:type="gramEnd"/>
+      <w:r>
+        <w:rPr>
+          <w:rFonts w:ascii="思源黑体 CN Normal" w:eastAsia="思源黑体 CN Normal" w:hAnsi="思源黑体 CN Normal"/>
+          <w:sz w:val="16"/>
+          <w:szCs w:val="16"/>
+        </w:rPr>
+        <w:t>1_G_L5+ var_brca.snv_m.B2_G_L5 + var_brca.mlpa_v2.B1_mlpa_L5 + var_brca.mlpa_v2.B2_mlpa_L5 + var_brca.snv_m.B1_G_L4+ var_brca.snv_m.B2_G_L4+ var_brca.mlpa_v2.B1_mlpa_L4 + var_brca.mlpa_v2.B2_mlpa_L4</w:t>
       </w:r>
       <w:r>
         <w:rPr>
@@ -11225,7 +11692,7 @@
                     </wp:anchor>
                   </w:drawing>
                 </mc:Choice>
-                <mc:Fallback xmlns:wpsCustomData="http://www.wps.cn/officeDocument/2013/wpsCustomData" xmlns:oel="http://schemas.microsoft.com/office/2019/extlst">
+                <mc:Fallback xmlns:oel="http://schemas.microsoft.com/office/2019/extlst" xmlns:wpsCustomData="http://www.wps.cn/officeDocument/2013/wpsCustomData">
                   <w:pict>
                     <v:shape id="流程图: 接点 22" o:spid="_x0000_s1026" o:spt="120" type="#_x0000_t120" style="position:absolute;left:0pt;margin-left:191.85pt;margin-top:3.25pt;height:25.15pt;width:24.65pt;z-index:-251640832;v-text-anchor:middle;mso-width-relative:page;mso-height-relative:page;" fillcolor="#1E7648" filled="t" stroked="f" coordsize="21600,21600" o:gfxdata="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">
                       <v:fill on="t" focussize="0,0"/>
@@ -11356,7 +11823,7 @@
                     </wp:anchor>
                   </w:drawing>
                 </mc:Choice>
-                <mc:Fallback xmlns:wpsCustomData="http://www.wps.cn/officeDocument/2013/wpsCustomData" xmlns:oel="http://schemas.microsoft.com/office/2019/extlst">
+                <mc:Fallback xmlns:oel="http://schemas.microsoft.com/office/2019/extlst" xmlns:wpsCustomData="http://www.wps.cn/officeDocument/2013/wpsCustomData">
                   <w:pict>
                     <v:roundrect id="矩形: 圆角 23" o:spid="_x0000_s1026" o:spt="2" style="position:absolute;left:0pt;margin-left:-5.15pt;margin-top:3.2pt;height:25.3pt;width:96pt;mso-position-horizontal-relative:margin;z-index:-251641856;v-text-anchor:middle;mso-width-relative:page;mso-height-relative:page;" fillcolor="#F2F2F2 [3052]" filled="t" stroked="f" coordsize="21600,21600" arcsize="0.166666666666667" o:gfxdata="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">
                       <v:fill on="t" focussize="0,0"/>
@@ -11490,7 +11957,51 @@
           <w:szCs w:val="13"/>
           <w:highlight w:val="magenta"/>
         </w:rPr>
-        <w:t>{{r page_break }}</w:t>
+        <w:t xml:space="preserve">{{r </w:t>
+      </w:r>
+      <w:proofErr w:type="spellStart"/>
+      <w:r>
+        <w:rPr>
+          <w:rFonts w:ascii="思源黑体 CN Light" w:eastAsia="思源黑体 CN Light" w:hAnsi="思源黑体 CN Light" w:hint="eastAsia"/>
+          <w:color w:val="595959" w:themeColor="text1" w:themeTint="A6"/>
+          <w:sz w:val="13"/>
+          <w:szCs w:val="13"/>
+          <w:highlight w:val="magenta"/>
+        </w:rPr>
+        <w:t>page_</w:t>
+      </w:r>
+      <w:proofErr w:type="gramStart"/>
+      <w:r>
+        <w:rPr>
+          <w:rFonts w:ascii="思源黑体 CN Light" w:eastAsia="思源黑体 CN Light" w:hAnsi="思源黑体 CN Light" w:hint="eastAsia"/>
+          <w:color w:val="595959" w:themeColor="text1" w:themeTint="A6"/>
+          <w:sz w:val="13"/>
+          <w:szCs w:val="13"/>
+          <w:highlight w:val="magenta"/>
+        </w:rPr>
+        <w:t>break</w:t>
+      </w:r>
+      <w:proofErr w:type="spellEnd"/>
+      <w:r>
+        <w:rPr>
+          <w:rFonts w:ascii="思源黑体 CN Light" w:eastAsia="思源黑体 CN Light" w:hAnsi="思源黑体 CN Light" w:hint="eastAsia"/>
+          <w:color w:val="595959" w:themeColor="text1" w:themeTint="A6"/>
+          <w:sz w:val="13"/>
+          <w:szCs w:val="13"/>
+          <w:highlight w:val="magenta"/>
+        </w:rPr>
+        <w:t xml:space="preserve"> }</w:t>
+      </w:r>
+      <w:proofErr w:type="gramEnd"/>
+      <w:r>
+        <w:rPr>
+          <w:rFonts w:ascii="思源黑体 CN Light" w:eastAsia="思源黑体 CN Light" w:hAnsi="思源黑体 CN Light" w:hint="eastAsia"/>
+          <w:color w:val="595959" w:themeColor="text1" w:themeTint="A6"/>
+          <w:sz w:val="13"/>
+          <w:szCs w:val="13"/>
+          <w:highlight w:val="magenta"/>
+        </w:rPr>
+        <w:t>}</w:t>
       </w:r>
     </w:p>
     <w:p>
@@ -11542,7 +12053,25 @@
           <w:sz w:val="16"/>
           <w:szCs w:val="16"/>
         </w:rPr>
-        <w:t>var_brca.snv_m.B1_G_L5+ var_brca.snv_m.B2_G_L5 + var_brca.gcnv_v2.B1_gcnv_L5 + var_brca.gcnv_v2.B2_gcnv_L5 + var_brca.snv_m.B1_G_L4+ var_brca.snv_m.B2_G_L4+ var_brca.gcnv_v2.B1_gcnv_L4 + var_brca.gcnv_v2.B2_gcnv_L4</w:t>
+        <w:t>var_brca.snv_</w:t>
+      </w:r>
+      <w:proofErr w:type="gramStart"/>
+      <w:r>
+        <w:rPr>
+          <w:rFonts w:ascii="思源黑体 CN Normal" w:eastAsia="思源黑体 CN Normal" w:hAnsi="思源黑体 CN Normal"/>
+          <w:sz w:val="16"/>
+          <w:szCs w:val="16"/>
+        </w:rPr>
+        <w:t>m.B</w:t>
+      </w:r>
+      <w:proofErr w:type="gramEnd"/>
+      <w:r>
+        <w:rPr>
+          <w:rFonts w:ascii="思源黑体 CN Normal" w:eastAsia="思源黑体 CN Normal" w:hAnsi="思源黑体 CN Normal"/>
+          <w:sz w:val="16"/>
+          <w:szCs w:val="16"/>
+        </w:rPr>
+        <w:t>1_G_L5+ var_brca.snv_m.B2_G_L5 + var_brca.gcnv_v2.B1_gcnv_L5 + var_brca.gcnv_v2.B2_gcnv_L5 + var_brca.snv_m.B1_G_L4+ var_brca.snv_m.B2_G_L4+ var_brca.gcnv_v2.B1_gcnv_L4 + var_brca.gcnv_v2.B2_gcnv_L4</w:t>
       </w:r>
       <w:r>
         <w:rPr>
@@ -11928,7 +12457,51 @@
           <w:szCs w:val="13"/>
           <w:highlight w:val="magenta"/>
         </w:rPr>
-        <w:t>{{r page_break }}</w:t>
+        <w:t xml:space="preserve">{{r </w:t>
+      </w:r>
+      <w:proofErr w:type="spellStart"/>
+      <w:r>
+        <w:rPr>
+          <w:rFonts w:ascii="思源黑体 CN Light" w:eastAsia="思源黑体 CN Light" w:hAnsi="思源黑体 CN Light" w:hint="eastAsia"/>
+          <w:color w:val="595959" w:themeColor="text1" w:themeTint="A6"/>
+          <w:sz w:val="13"/>
+          <w:szCs w:val="13"/>
+          <w:highlight w:val="magenta"/>
+        </w:rPr>
+        <w:t>page_</w:t>
+      </w:r>
+      <w:proofErr w:type="gramStart"/>
+      <w:r>
+        <w:rPr>
+          <w:rFonts w:ascii="思源黑体 CN Light" w:eastAsia="思源黑体 CN Light" w:hAnsi="思源黑体 CN Light" w:hint="eastAsia"/>
+          <w:color w:val="595959" w:themeColor="text1" w:themeTint="A6"/>
+          <w:sz w:val="13"/>
+          <w:szCs w:val="13"/>
+          <w:highlight w:val="magenta"/>
+        </w:rPr>
+        <w:t>break</w:t>
+      </w:r>
+      <w:proofErr w:type="spellEnd"/>
+      <w:r>
+        <w:rPr>
+          <w:rFonts w:ascii="思源黑体 CN Light" w:eastAsia="思源黑体 CN Light" w:hAnsi="思源黑体 CN Light" w:hint="eastAsia"/>
+          <w:color w:val="595959" w:themeColor="text1" w:themeTint="A6"/>
+          <w:sz w:val="13"/>
+          <w:szCs w:val="13"/>
+          <w:highlight w:val="magenta"/>
+        </w:rPr>
+        <w:t xml:space="preserve"> }</w:t>
+      </w:r>
+      <w:proofErr w:type="gramEnd"/>
+      <w:r>
+        <w:rPr>
+          <w:rFonts w:ascii="思源黑体 CN Light" w:eastAsia="思源黑体 CN Light" w:hAnsi="思源黑体 CN Light" w:hint="eastAsia"/>
+          <w:color w:val="595959" w:themeColor="text1" w:themeTint="A6"/>
+          <w:sz w:val="13"/>
+          <w:szCs w:val="13"/>
+          <w:highlight w:val="magenta"/>
+        </w:rPr>
+        <w:t>}</w:t>
       </w:r>
     </w:p>
     <w:p>
@@ -11961,7 +12534,63 @@
           <w:szCs w:val="13"/>
           <w:highlight w:val="cyan"/>
         </w:rPr>
-        <w:t>{%p if judge_brca_cnv == “mlpa”%}</w:t>
+        <w:t xml:space="preserve">{%p if </w:t>
+      </w:r>
+      <w:proofErr w:type="spellStart"/>
+      <w:r>
+        <w:rPr>
+          <w:rFonts w:ascii="思源黑体 CN Light" w:eastAsia="思源黑体 CN Light" w:hAnsi="思源黑体 CN Light"/>
+          <w:color w:val="595959" w:themeColor="text1" w:themeTint="A6"/>
+          <w:sz w:val="13"/>
+          <w:szCs w:val="13"/>
+          <w:highlight w:val="cyan"/>
+        </w:rPr>
+        <w:t>judge_brca_cnv</w:t>
+      </w:r>
+      <w:proofErr w:type="spellEnd"/>
+      <w:r>
+        <w:rPr>
+          <w:rFonts w:ascii="思源黑体 CN Light" w:eastAsia="思源黑体 CN Light" w:hAnsi="思源黑体 CN Light"/>
+          <w:color w:val="595959" w:themeColor="text1" w:themeTint="A6"/>
+          <w:sz w:val="13"/>
+          <w:szCs w:val="13"/>
+          <w:highlight w:val="cyan"/>
+        </w:rPr>
+        <w:t xml:space="preserve"> == “</w:t>
+      </w:r>
+      <w:proofErr w:type="spellStart"/>
+      <w:proofErr w:type="gramStart"/>
+      <w:r>
+        <w:rPr>
+          <w:rFonts w:ascii="思源黑体 CN Light" w:eastAsia="思源黑体 CN Light" w:hAnsi="思源黑体 CN Light"/>
+          <w:color w:val="595959" w:themeColor="text1" w:themeTint="A6"/>
+          <w:sz w:val="13"/>
+          <w:szCs w:val="13"/>
+          <w:highlight w:val="cyan"/>
+        </w:rPr>
+        <w:t>mlpa</w:t>
+      </w:r>
+      <w:proofErr w:type="spellEnd"/>
+      <w:r>
+        <w:rPr>
+          <w:rFonts w:ascii="思源黑体 CN Light" w:eastAsia="思源黑体 CN Light" w:hAnsi="思源黑体 CN Light"/>
+          <w:color w:val="595959" w:themeColor="text1" w:themeTint="A6"/>
+          <w:sz w:val="13"/>
+          <w:szCs w:val="13"/>
+          <w:highlight w:val="cyan"/>
+        </w:rPr>
+        <w:t>”%</w:t>
+      </w:r>
+      <w:proofErr w:type="gramEnd"/>
+      <w:r>
+        <w:rPr>
+          <w:rFonts w:ascii="思源黑体 CN Light" w:eastAsia="思源黑体 CN Light" w:hAnsi="思源黑体 CN Light"/>
+          <w:color w:val="595959" w:themeColor="text1" w:themeTint="A6"/>
+          <w:sz w:val="13"/>
+          <w:szCs w:val="13"/>
+          <w:highlight w:val="cyan"/>
+        </w:rPr>
+        <w:t>}</w:t>
       </w:r>
     </w:p>
     <w:p>
@@ -11988,7 +12617,25 @@
           <w:sz w:val="16"/>
           <w:szCs w:val="16"/>
         </w:rPr>
-        <w:t>var_brca.snv_m.B1_G_L5+ var_brca.snv_m.B2_G_L5 + var_brca.mlpa_v2.B1_mlpa_L5 + var_brca.mlpa_v2.B2_mlpa_L5 + var_brca.snv_m.B1_G_L4+ var_brca.snv_m.B2_G_L4+ var_brca.mlpa_v2.B1_mlpa_L4 + var_brca.mlpa_v2.B2_mlpa_L4</w:t>
+        <w:t>var_brca.snv_</w:t>
+      </w:r>
+      <w:proofErr w:type="gramStart"/>
+      <w:r>
+        <w:rPr>
+          <w:rFonts w:ascii="思源黑体 CN Normal" w:eastAsia="思源黑体 CN Normal" w:hAnsi="思源黑体 CN Normal"/>
+          <w:sz w:val="16"/>
+          <w:szCs w:val="16"/>
+        </w:rPr>
+        <w:t>m.B</w:t>
+      </w:r>
+      <w:proofErr w:type="gramEnd"/>
+      <w:r>
+        <w:rPr>
+          <w:rFonts w:ascii="思源黑体 CN Normal" w:eastAsia="思源黑体 CN Normal" w:hAnsi="思源黑体 CN Normal"/>
+          <w:sz w:val="16"/>
+          <w:szCs w:val="16"/>
+        </w:rPr>
+        <w:t>1_G_L5+ var_brca.snv_m.B2_G_L5 + var_brca.mlpa_v2.B1_mlpa_L5 + var_brca.mlpa_v2.B2_mlpa_L5 + var_brca.snv_m.B1_G_L4+ var_brca.snv_m.B2_G_L4+ var_brca.mlpa_v2.B1_mlpa_L4 + var_brca.mlpa_v2.B2_mlpa_L4</w:t>
       </w:r>
       <w:r>
         <w:rPr>
@@ -12628,7 +13275,25 @@
           <w:sz w:val="16"/>
           <w:szCs w:val="16"/>
         </w:rPr>
-        <w:t>var_brca.snv_m.B1_G_L5+ var_brca.snv_m.B2_G_L5 + var_brca.gcnv_v2.B1_gcnv_L5 + var_brca.gcnv_v2.B2_gcnv_L5 + var_brca.snv_m.B1_G_L4+ var_brca.snv_m.B2_G_L4+ var_brca.gcnv_v2.B1_gcnv_L4 + var_brca.gcnv_v2.B2_gcnv_L4</w:t>
+        <w:t>var_brca.snv_</w:t>
+      </w:r>
+      <w:proofErr w:type="gramStart"/>
+      <w:r>
+        <w:rPr>
+          <w:rFonts w:ascii="思源黑体 CN Normal" w:eastAsia="思源黑体 CN Normal" w:hAnsi="思源黑体 CN Normal"/>
+          <w:sz w:val="16"/>
+          <w:szCs w:val="16"/>
+        </w:rPr>
+        <w:t>m.B</w:t>
+      </w:r>
+      <w:proofErr w:type="gramEnd"/>
+      <w:r>
+        <w:rPr>
+          <w:rFonts w:ascii="思源黑体 CN Normal" w:eastAsia="思源黑体 CN Normal" w:hAnsi="思源黑体 CN Normal"/>
+          <w:sz w:val="16"/>
+          <w:szCs w:val="16"/>
+        </w:rPr>
+        <w:t>1_G_L5+ var_brca.snv_m.B2_G_L5 + var_brca.gcnv_v2.B1_gcnv_L5 + var_brca.gcnv_v2.B2_gcnv_L5 + var_brca.snv_m.B1_G_L4+ var_brca.snv_m.B2_G_L4+ var_brca.gcnv_v2.B1_gcnv_L4 + var_brca.gcnv_v2.B2_gcnv_L4</w:t>
       </w:r>
       <w:r>
         <w:rPr>
@@ -13631,7 +14296,107 @@
                 <w:szCs w:val="17"/>
                 <w:lang w:bidi="ar"/>
               </w:rPr>
-              <w:t>{%if sample.tumor_content%}{{sample.tumor_content}}{%else%}{%if lib_quality_control and lib_quality_control.lib_dna_qc and lib_quality_control.lib_dna_qc.tumor_content%}{{lib_quality_control.lib_dna_qc.tumor_content}}{%else%}/{%endif%}{%endif%}</w:t>
+              <w:t xml:space="preserve">{%if </w:t>
+            </w:r>
+            <w:proofErr w:type="spellStart"/>
+            <w:proofErr w:type="gramStart"/>
+            <w:r>
+              <w:rPr>
+                <w:rFonts w:ascii="思源黑体 CN Normal" w:eastAsia="思源黑体 CN Normal" w:hAnsi="思源黑体 CN Normal" w:cs="思源黑体 CN Light"/>
+                <w:kern w:val="0"/>
+                <w:sz w:val="17"/>
+                <w:szCs w:val="17"/>
+                <w:lang w:bidi="ar"/>
+              </w:rPr>
+              <w:t>sample.tumor</w:t>
+            </w:r>
+            <w:proofErr w:type="gramEnd"/>
+            <w:r>
+              <w:rPr>
+                <w:rFonts w:ascii="思源黑体 CN Normal" w:eastAsia="思源黑体 CN Normal" w:hAnsi="思源黑体 CN Normal" w:cs="思源黑体 CN Light"/>
+                <w:kern w:val="0"/>
+                <w:sz w:val="17"/>
+                <w:szCs w:val="17"/>
+                <w:lang w:bidi="ar"/>
+              </w:rPr>
+              <w:t>_content</w:t>
+            </w:r>
+            <w:proofErr w:type="spellEnd"/>
+            <w:r>
+              <w:rPr>
+                <w:rFonts w:ascii="思源黑体 CN Normal" w:eastAsia="思源黑体 CN Normal" w:hAnsi="思源黑体 CN Normal" w:cs="思源黑体 CN Light"/>
+                <w:kern w:val="0"/>
+                <w:sz w:val="17"/>
+                <w:szCs w:val="17"/>
+                <w:lang w:bidi="ar"/>
+              </w:rPr>
+              <w:t>%}{{</w:t>
+            </w:r>
+            <w:proofErr w:type="spellStart"/>
+            <w:r>
+              <w:rPr>
+                <w:rFonts w:ascii="思源黑体 CN Normal" w:eastAsia="思源黑体 CN Normal" w:hAnsi="思源黑体 CN Normal" w:cs="思源黑体 CN Light"/>
+                <w:kern w:val="0"/>
+                <w:sz w:val="17"/>
+                <w:szCs w:val="17"/>
+                <w:lang w:bidi="ar"/>
+              </w:rPr>
+              <w:t>sample.tumor_content</w:t>
+            </w:r>
+            <w:proofErr w:type="spellEnd"/>
+            <w:r>
+              <w:rPr>
+                <w:rFonts w:ascii="思源黑体 CN Normal" w:eastAsia="思源黑体 CN Normal" w:hAnsi="思源黑体 CN Normal" w:cs="思源黑体 CN Light"/>
+                <w:kern w:val="0"/>
+                <w:sz w:val="17"/>
+                <w:szCs w:val="17"/>
+                <w:lang w:bidi="ar"/>
+              </w:rPr>
+              <w:t xml:space="preserve">}}{%else%}{%if </w:t>
+            </w:r>
+            <w:proofErr w:type="spellStart"/>
+            <w:r>
+              <w:rPr>
+                <w:rFonts w:ascii="思源黑体 CN Normal" w:eastAsia="思源黑体 CN Normal" w:hAnsi="思源黑体 CN Normal" w:cs="思源黑体 CN Light"/>
+                <w:kern w:val="0"/>
+                <w:sz w:val="17"/>
+                <w:szCs w:val="17"/>
+                <w:lang w:bidi="ar"/>
+              </w:rPr>
+              <w:t>lib_quality_control</w:t>
+            </w:r>
+            <w:proofErr w:type="spellEnd"/>
+            <w:r>
+              <w:rPr>
+                <w:rFonts w:ascii="思源黑体 CN Normal" w:eastAsia="思源黑体 CN Normal" w:hAnsi="思源黑体 CN Normal" w:cs="思源黑体 CN Light"/>
+                <w:kern w:val="0"/>
+                <w:sz w:val="17"/>
+                <w:szCs w:val="17"/>
+                <w:lang w:bidi="ar"/>
+              </w:rPr>
+              <w:t xml:space="preserve"> and </w:t>
+            </w:r>
+            <w:proofErr w:type="spellStart"/>
+            <w:r>
+              <w:rPr>
+                <w:rFonts w:ascii="思源黑体 CN Normal" w:eastAsia="思源黑体 CN Normal" w:hAnsi="思源黑体 CN Normal" w:cs="思源黑体 CN Light"/>
+                <w:kern w:val="0"/>
+                <w:sz w:val="17"/>
+                <w:szCs w:val="17"/>
+                <w:lang w:bidi="ar"/>
+              </w:rPr>
+              <w:t>lib_quality_control.lib_dna_qc</w:t>
+            </w:r>
+            <w:proofErr w:type="spellEnd"/>
+            <w:r>
+              <w:rPr>
+                <w:rFonts w:ascii="思源黑体 CN Normal" w:eastAsia="思源黑体 CN Normal" w:hAnsi="思源黑体 CN Normal" w:cs="思源黑体 CN Light"/>
+                <w:kern w:val="0"/>
+                <w:sz w:val="17"/>
+                <w:szCs w:val="17"/>
+                <w:lang w:bidi="ar"/>
+              </w:rPr>
+              <w:t xml:space="preserve"> and lib_quality_control.lib_dna_qc.tumor_content%}{{lib_quality_control.lib_dna_qc.tumor_content}}{%else%}/{%endif%}{%endif%}</w:t>
             </w:r>
           </w:p>
         </w:tc>
@@ -13866,7 +14631,73 @@
                 <w:szCs w:val="17"/>
                 <w:lang w:bidi="ar"/>
               </w:rPr>
-              <w:t>{%if lib_quality_control and lib_quality_control.lib_dna_qc and lib_quality_control.lib_dna_qc.dna_qty%}{{lib_quality_control.lib_dna_qc.dna_qty|replace(“.00</w:t>
+              <w:t xml:space="preserve">{%if </w:t>
+            </w:r>
+            <w:proofErr w:type="spellStart"/>
+            <w:r>
+              <w:rPr>
+                <w:rFonts w:ascii="思源黑体 CN Normal" w:eastAsia="思源黑体 CN Normal" w:hAnsi="思源黑体 CN Normal" w:cs="思源黑体 CN Light"/>
+                <w:kern w:val="0"/>
+                <w:sz w:val="17"/>
+                <w:szCs w:val="17"/>
+                <w:lang w:bidi="ar"/>
+              </w:rPr>
+              <w:t>lib_quality_control</w:t>
+            </w:r>
+            <w:proofErr w:type="spellEnd"/>
+            <w:r>
+              <w:rPr>
+                <w:rFonts w:ascii="思源黑体 CN Normal" w:eastAsia="思源黑体 CN Normal" w:hAnsi="思源黑体 CN Normal" w:cs="思源黑体 CN Light"/>
+                <w:kern w:val="0"/>
+                <w:sz w:val="17"/>
+                <w:szCs w:val="17"/>
+                <w:lang w:bidi="ar"/>
+              </w:rPr>
+              <w:t xml:space="preserve"> and </w:t>
+            </w:r>
+            <w:proofErr w:type="spellStart"/>
+            <w:r>
+              <w:rPr>
+                <w:rFonts w:ascii="思源黑体 CN Normal" w:eastAsia="思源黑体 CN Normal" w:hAnsi="思源黑体 CN Normal" w:cs="思源黑体 CN Light"/>
+                <w:kern w:val="0"/>
+                <w:sz w:val="17"/>
+                <w:szCs w:val="17"/>
+                <w:lang w:bidi="ar"/>
+              </w:rPr>
+              <w:t>lib_quality_control.lib_dna_qc</w:t>
+            </w:r>
+            <w:proofErr w:type="spellEnd"/>
+            <w:r>
+              <w:rPr>
+                <w:rFonts w:ascii="思源黑体 CN Normal" w:eastAsia="思源黑体 CN Normal" w:hAnsi="思源黑体 CN Normal" w:cs="思源黑体 CN Light"/>
+                <w:kern w:val="0"/>
+                <w:sz w:val="17"/>
+                <w:szCs w:val="17"/>
+                <w:lang w:bidi="ar"/>
+              </w:rPr>
+              <w:t xml:space="preserve"> and lib_quality_control.lib_dna_qc.dna_qty</w:t>
+            </w:r>
+            <w:proofErr w:type="gramStart"/>
+            <w:r>
+              <w:rPr>
+                <w:rFonts w:ascii="思源黑体 CN Normal" w:eastAsia="思源黑体 CN Normal" w:hAnsi="思源黑体 CN Normal" w:cs="思源黑体 CN Light"/>
+                <w:kern w:val="0"/>
+                <w:sz w:val="17"/>
+                <w:szCs w:val="17"/>
+                <w:lang w:bidi="ar"/>
+              </w:rPr>
+              <w:t>%}{</w:t>
+            </w:r>
+            <w:proofErr w:type="gramEnd"/>
+            <w:r>
+              <w:rPr>
+                <w:rFonts w:ascii="思源黑体 CN Normal" w:eastAsia="思源黑体 CN Normal" w:hAnsi="思源黑体 CN Normal" w:cs="思源黑体 CN Light"/>
+                <w:kern w:val="0"/>
+                <w:sz w:val="17"/>
+                <w:szCs w:val="17"/>
+                <w:lang w:bidi="ar"/>
+              </w:rPr>
+              <w:t>{lib_quality_control.lib_dna_qc.dna_qty|replace(“.00</w:t>
             </w:r>
             <w:r>
               <w:rPr>
@@ -13954,8 +14785,9 @@
                 <w:szCs w:val="17"/>
                 <w:lang w:bidi="ar"/>
               </w:rPr>
-              <w:t>{%if lib_quality_control and lib_quality_control.</w:t>
-            </w:r>
+              <w:t xml:space="preserve">{%if </w:t>
+            </w:r>
+            <w:proofErr w:type="spellStart"/>
             <w:r>
               <w:rPr>
                 <w:rFonts w:ascii="思源黑体 CN Normal" w:eastAsia="思源黑体 CN Normal" w:hAnsi="思源黑体 CN Normal" w:cs="思源黑体 CN Light"/>
@@ -13964,8 +14796,9 @@
                 <w:szCs w:val="17"/>
                 <w:lang w:bidi="ar"/>
               </w:rPr>
-              <w:t>control_lib_dna_qc</w:t>
-            </w:r>
+              <w:t>lib_quality_control</w:t>
+            </w:r>
+            <w:proofErr w:type="spellEnd"/>
             <w:r>
               <w:rPr>
                 <w:rFonts w:ascii="思源黑体 CN Normal" w:eastAsia="思源黑体 CN Normal" w:hAnsi="思源黑体 CN Normal" w:cs="思源黑体 CN Light"/>
@@ -13974,8 +14807,9 @@
                 <w:szCs w:val="17"/>
                 <w:lang w:bidi="ar"/>
               </w:rPr>
-              <w:t xml:space="preserve"> and lib_quality_control.</w:t>
-            </w:r>
+              <w:t xml:space="preserve"> and </w:t>
+            </w:r>
+            <w:proofErr w:type="spellStart"/>
             <w:r>
               <w:rPr>
                 <w:rFonts w:ascii="思源黑体 CN Normal" w:eastAsia="思源黑体 CN Normal" w:hAnsi="思源黑体 CN Normal" w:cs="思源黑体 CN Light"/>
@@ -13984,8 +14818,9 @@
                 <w:szCs w:val="17"/>
                 <w:lang w:bidi="ar"/>
               </w:rPr>
-              <w:t>control_lib_dna_qc</w:t>
-            </w:r>
+              <w:t>lib_quality_</w:t>
+            </w:r>
+            <w:proofErr w:type="gramStart"/>
             <w:r>
               <w:rPr>
                 <w:rFonts w:ascii="思源黑体 CN Normal" w:eastAsia="思源黑体 CN Normal" w:hAnsi="思源黑体 CN Normal" w:cs="思源黑体 CN Light"/>
@@ -13994,7 +14829,7 @@
                 <w:szCs w:val="17"/>
                 <w:lang w:bidi="ar"/>
               </w:rPr>
-              <w:t>.</w:t>
+              <w:t>control.</w:t>
             </w:r>
             <w:r>
               <w:rPr>
@@ -14004,7 +14839,81 @@
                 <w:szCs w:val="17"/>
                 <w:lang w:bidi="ar"/>
               </w:rPr>
-              <w:t xml:space="preserve">dna_qty </w:t>
+              <w:t>control</w:t>
+            </w:r>
+            <w:proofErr w:type="gramEnd"/>
+            <w:r>
+              <w:rPr>
+                <w:rFonts w:ascii="思源黑体 CN Normal" w:eastAsia="思源黑体 CN Normal" w:hAnsi="思源黑体 CN Normal" w:cs="思源黑体 CN Light"/>
+                <w:kern w:val="0"/>
+                <w:sz w:val="17"/>
+                <w:szCs w:val="17"/>
+                <w:lang w:bidi="ar"/>
+              </w:rPr>
+              <w:t>_lib_dna_qc</w:t>
+            </w:r>
+            <w:proofErr w:type="spellEnd"/>
+            <w:r>
+              <w:rPr>
+                <w:rFonts w:ascii="思源黑体 CN Normal" w:eastAsia="思源黑体 CN Normal" w:hAnsi="思源黑体 CN Normal" w:cs="思源黑体 CN Light"/>
+                <w:kern w:val="0"/>
+                <w:sz w:val="17"/>
+                <w:szCs w:val="17"/>
+                <w:lang w:bidi="ar"/>
+              </w:rPr>
+              <w:t xml:space="preserve"> and </w:t>
+            </w:r>
+            <w:proofErr w:type="spellStart"/>
+            <w:r>
+              <w:rPr>
+                <w:rFonts w:ascii="思源黑体 CN Normal" w:eastAsia="思源黑体 CN Normal" w:hAnsi="思源黑体 CN Normal" w:cs="思源黑体 CN Light"/>
+                <w:kern w:val="0"/>
+                <w:sz w:val="17"/>
+                <w:szCs w:val="17"/>
+                <w:lang w:bidi="ar"/>
+              </w:rPr>
+              <w:t>lib_quality_control.</w:t>
+            </w:r>
+            <w:r>
+              <w:rPr>
+                <w:rFonts w:ascii="思源黑体 CN Normal" w:eastAsia="思源黑体 CN Normal" w:hAnsi="思源黑体 CN Normal" w:cs="思源黑体 CN Light"/>
+                <w:kern w:val="0"/>
+                <w:sz w:val="17"/>
+                <w:szCs w:val="17"/>
+                <w:lang w:bidi="ar"/>
+              </w:rPr>
+              <w:t>control_lib_dna_qc</w:t>
+            </w:r>
+            <w:r>
+              <w:rPr>
+                <w:rFonts w:ascii="思源黑体 CN Normal" w:eastAsia="思源黑体 CN Normal" w:hAnsi="思源黑体 CN Normal" w:cs="思源黑体 CN Light"/>
+                <w:kern w:val="0"/>
+                <w:sz w:val="17"/>
+                <w:szCs w:val="17"/>
+                <w:lang w:bidi="ar"/>
+              </w:rPr>
+              <w:t>.</w:t>
+            </w:r>
+            <w:r>
+              <w:rPr>
+                <w:rFonts w:ascii="思源黑体 CN Normal" w:eastAsia="思源黑体 CN Normal" w:hAnsi="思源黑体 CN Normal" w:cs="思源黑体 CN Light"/>
+                <w:kern w:val="0"/>
+                <w:sz w:val="17"/>
+                <w:szCs w:val="17"/>
+                <w:lang w:bidi="ar"/>
+              </w:rPr>
+              <w:t>dna_qty</w:t>
+            </w:r>
+            <w:proofErr w:type="spellEnd"/>
+            <w:r>
+              <w:rPr>
+                <w:rFonts w:ascii="思源黑体 CN Normal" w:eastAsia="思源黑体 CN Normal" w:hAnsi="思源黑体 CN Normal" w:cs="思源黑体 CN Light"/>
+                <w:kern w:val="0"/>
+                <w:sz w:val="17"/>
+                <w:szCs w:val="17"/>
+                <w:lang w:bidi="ar"/>
+              </w:rPr>
+              <w:t xml:space="preserve"> </w:t>
             </w:r>
             <w:r>
               <w:rPr>
@@ -14203,7 +15112,73 @@
                 <w:szCs w:val="17"/>
                 <w:lang w:bidi="ar"/>
               </w:rPr>
-              <w:t>{%if lib_quality_control and lib_quality_control.lib_dna_qc and lib_quality_control.lib_dna_qc.library_qty%}{{lib_quality_control.lib_dna_qc.library_qty|replace(“.00”,””)}}{%else%}{%endif%}</w:t>
+              <w:t xml:space="preserve">{%if </w:t>
+            </w:r>
+            <w:proofErr w:type="spellStart"/>
+            <w:r>
+              <w:rPr>
+                <w:rFonts w:ascii="思源黑体 CN Normal" w:eastAsia="思源黑体 CN Normal" w:hAnsi="思源黑体 CN Normal" w:cs="思源黑体 CN Light"/>
+                <w:kern w:val="0"/>
+                <w:sz w:val="17"/>
+                <w:szCs w:val="17"/>
+                <w:lang w:bidi="ar"/>
+              </w:rPr>
+              <w:t>lib_quality_control</w:t>
+            </w:r>
+            <w:proofErr w:type="spellEnd"/>
+            <w:r>
+              <w:rPr>
+                <w:rFonts w:ascii="思源黑体 CN Normal" w:eastAsia="思源黑体 CN Normal" w:hAnsi="思源黑体 CN Normal" w:cs="思源黑体 CN Light"/>
+                <w:kern w:val="0"/>
+                <w:sz w:val="17"/>
+                <w:szCs w:val="17"/>
+                <w:lang w:bidi="ar"/>
+              </w:rPr>
+              <w:t xml:space="preserve"> and </w:t>
+            </w:r>
+            <w:proofErr w:type="spellStart"/>
+            <w:r>
+              <w:rPr>
+                <w:rFonts w:ascii="思源黑体 CN Normal" w:eastAsia="思源黑体 CN Normal" w:hAnsi="思源黑体 CN Normal" w:cs="思源黑体 CN Light"/>
+                <w:kern w:val="0"/>
+                <w:sz w:val="17"/>
+                <w:szCs w:val="17"/>
+                <w:lang w:bidi="ar"/>
+              </w:rPr>
+              <w:t>lib_quality_control.lib_dna_qc</w:t>
+            </w:r>
+            <w:proofErr w:type="spellEnd"/>
+            <w:r>
+              <w:rPr>
+                <w:rFonts w:ascii="思源黑体 CN Normal" w:eastAsia="思源黑体 CN Normal" w:hAnsi="思源黑体 CN Normal" w:cs="思源黑体 CN Light"/>
+                <w:kern w:val="0"/>
+                <w:sz w:val="17"/>
+                <w:szCs w:val="17"/>
+                <w:lang w:bidi="ar"/>
+              </w:rPr>
+              <w:t xml:space="preserve"> and lib_quality_control.lib_dna_</w:t>
+            </w:r>
+            <w:proofErr w:type="gramStart"/>
+            <w:r>
+              <w:rPr>
+                <w:rFonts w:ascii="思源黑体 CN Normal" w:eastAsia="思源黑体 CN Normal" w:hAnsi="思源黑体 CN Normal" w:cs="思源黑体 CN Light"/>
+                <w:kern w:val="0"/>
+                <w:sz w:val="17"/>
+                <w:szCs w:val="17"/>
+                <w:lang w:bidi="ar"/>
+              </w:rPr>
+              <w:t>qc.library</w:t>
+            </w:r>
+            <w:proofErr w:type="gramEnd"/>
+            <w:r>
+              <w:rPr>
+                <w:rFonts w:ascii="思源黑体 CN Normal" w:eastAsia="思源黑体 CN Normal" w:hAnsi="思源黑体 CN Normal" w:cs="思源黑体 CN Light"/>
+                <w:kern w:val="0"/>
+                <w:sz w:val="17"/>
+                <w:szCs w:val="17"/>
+                <w:lang w:bidi="ar"/>
+              </w:rPr>
+              <w:t>_qty%}{{lib_quality_control.lib_dna_qc.library_qty|replace(“.00”,””)}}{%else%}{%endif%}</w:t>
             </w:r>
           </w:p>
         </w:tc>
@@ -14279,8 +15254,9 @@
                 <w:szCs w:val="17"/>
                 <w:lang w:bidi="ar"/>
               </w:rPr>
-              <w:t>{%if lib_quality_control and lib_quality_control.</w:t>
-            </w:r>
+              <w:t xml:space="preserve">{%if </w:t>
+            </w:r>
+            <w:proofErr w:type="spellStart"/>
             <w:r>
               <w:rPr>
                 <w:rFonts w:ascii="思源黑体 CN Normal" w:eastAsia="思源黑体 CN Normal" w:hAnsi="思源黑体 CN Normal" w:cs="思源黑体 CN Light"/>
@@ -14289,8 +15265,63 @@
                 <w:szCs w:val="17"/>
                 <w:lang w:bidi="ar"/>
               </w:rPr>
-              <w:t>control_lib_dna_qc</w:t>
-            </w:r>
+              <w:t>lib_quality_control</w:t>
+            </w:r>
+            <w:proofErr w:type="spellEnd"/>
+            <w:r>
+              <w:rPr>
+                <w:rFonts w:ascii="思源黑体 CN Normal" w:eastAsia="思源黑体 CN Normal" w:hAnsi="思源黑体 CN Normal" w:cs="思源黑体 CN Light"/>
+                <w:kern w:val="0"/>
+                <w:sz w:val="17"/>
+                <w:szCs w:val="17"/>
+                <w:lang w:bidi="ar"/>
+              </w:rPr>
+              <w:t xml:space="preserve"> and </w:t>
+            </w:r>
+            <w:proofErr w:type="spellStart"/>
+            <w:r>
+              <w:rPr>
+                <w:rFonts w:ascii="思源黑体 CN Normal" w:eastAsia="思源黑体 CN Normal" w:hAnsi="思源黑体 CN Normal" w:cs="思源黑体 CN Light"/>
+                <w:kern w:val="0"/>
+                <w:sz w:val="17"/>
+                <w:szCs w:val="17"/>
+                <w:lang w:bidi="ar"/>
+              </w:rPr>
+              <w:t>lib_quality_</w:t>
+            </w:r>
+            <w:proofErr w:type="gramStart"/>
+            <w:r>
+              <w:rPr>
+                <w:rFonts w:ascii="思源黑体 CN Normal" w:eastAsia="思源黑体 CN Normal" w:hAnsi="思源黑体 CN Normal" w:cs="思源黑体 CN Light"/>
+                <w:kern w:val="0"/>
+                <w:sz w:val="17"/>
+                <w:szCs w:val="17"/>
+                <w:lang w:bidi="ar"/>
+              </w:rPr>
+              <w:t>control.</w:t>
+            </w:r>
+            <w:r>
+              <w:rPr>
+                <w:rFonts w:ascii="思源黑体 CN Normal" w:eastAsia="思源黑体 CN Normal" w:hAnsi="思源黑体 CN Normal" w:cs="思源黑体 CN Light"/>
+                <w:kern w:val="0"/>
+                <w:sz w:val="17"/>
+                <w:szCs w:val="17"/>
+                <w:lang w:bidi="ar"/>
+              </w:rPr>
+              <w:t>control</w:t>
+            </w:r>
+            <w:proofErr w:type="gramEnd"/>
+            <w:r>
+              <w:rPr>
+                <w:rFonts w:ascii="思源黑体 CN Normal" w:eastAsia="思源黑体 CN Normal" w:hAnsi="思源黑体 CN Normal" w:cs="思源黑体 CN Light"/>
+                <w:kern w:val="0"/>
+                <w:sz w:val="17"/>
+                <w:szCs w:val="17"/>
+                <w:lang w:bidi="ar"/>
+              </w:rPr>
+              <w:t>_lib_dna_qc</w:t>
+            </w:r>
+            <w:proofErr w:type="spellEnd"/>
             <w:r>
               <w:rPr>
                 <w:rFonts w:ascii="思源黑体 CN Normal" w:eastAsia="思源黑体 CN Normal" w:hAnsi="思源黑体 CN Normal" w:cs="思源黑体 CN Light"/>
@@ -14498,7 +15529,25 @@
                 <w:sz w:val="17"/>
                 <w:szCs w:val="17"/>
               </w:rPr>
-              <w:t>{{qc.dna_data_qc. cleandata_q30}}</w:t>
+              <w:t>{{</w:t>
+            </w:r>
+            <w:proofErr w:type="spellStart"/>
+            <w:r>
+              <w:rPr>
+                <w:rFonts w:ascii="思源黑体 CN Normal" w:eastAsia="思源黑体 CN Normal" w:hAnsi="思源黑体 CN Normal"/>
+                <w:sz w:val="17"/>
+                <w:szCs w:val="17"/>
+              </w:rPr>
+              <w:t>qc.dna_data_qc</w:t>
+            </w:r>
+            <w:proofErr w:type="spellEnd"/>
+            <w:r>
+              <w:rPr>
+                <w:rFonts w:ascii="思源黑体 CN Normal" w:eastAsia="思源黑体 CN Normal" w:hAnsi="思源黑体 CN Normal"/>
+                <w:sz w:val="17"/>
+                <w:szCs w:val="17"/>
+              </w:rPr>
+              <w:t>. cleandata_q30}}</w:t>
             </w:r>
           </w:p>
         </w:tc>
@@ -14582,7 +15631,29 @@
                 <w:szCs w:val="17"/>
                 <w:lang w:bidi="ar"/>
               </w:rPr>
-              <w:t>{{qc.control_data_qc.cleandata_q30}}</w:t>
+              <w:t>{{</w:t>
+            </w:r>
+            <w:proofErr w:type="gramStart"/>
+            <w:r>
+              <w:rPr>
+                <w:rFonts w:ascii="思源黑体 CN Normal" w:eastAsia="思源黑体 CN Normal" w:hAnsi="思源黑体 CN Normal" w:cs="思源黑体 CN Light"/>
+                <w:kern w:val="0"/>
+                <w:sz w:val="17"/>
+                <w:szCs w:val="17"/>
+                <w:lang w:bidi="ar"/>
+              </w:rPr>
+              <w:t>qc.control</w:t>
+            </w:r>
+            <w:proofErr w:type="gramEnd"/>
+            <w:r>
+              <w:rPr>
+                <w:rFonts w:ascii="思源黑体 CN Normal" w:eastAsia="思源黑体 CN Normal" w:hAnsi="思源黑体 CN Normal" w:cs="思源黑体 CN Light"/>
+                <w:kern w:val="0"/>
+                <w:sz w:val="17"/>
+                <w:szCs w:val="17"/>
+                <w:lang w:bidi="ar"/>
+              </w:rPr>
+              <w:t>_data_qc.cleandata_q30}}</w:t>
             </w:r>
           </w:p>
         </w:tc>
@@ -14726,7 +15797,43 @@
                 <w:sz w:val="17"/>
                 <w:szCs w:val="17"/>
               </w:rPr>
-              <w:t>{{qc.dna_data_qc. mapping_ratio}}</w:t>
+              <w:t>{{</w:t>
+            </w:r>
+            <w:proofErr w:type="spellStart"/>
+            <w:r>
+              <w:rPr>
+                <w:rFonts w:ascii="思源黑体 CN Normal" w:eastAsia="思源黑体 CN Normal" w:hAnsi="思源黑体 CN Normal"/>
+                <w:sz w:val="17"/>
+                <w:szCs w:val="17"/>
+              </w:rPr>
+              <w:t>qc.dna_data_qc</w:t>
+            </w:r>
+            <w:proofErr w:type="spellEnd"/>
+            <w:r>
+              <w:rPr>
+                <w:rFonts w:ascii="思源黑体 CN Normal" w:eastAsia="思源黑体 CN Normal" w:hAnsi="思源黑体 CN Normal"/>
+                <w:sz w:val="17"/>
+                <w:szCs w:val="17"/>
+              </w:rPr>
+              <w:t xml:space="preserve">. </w:t>
+            </w:r>
+            <w:proofErr w:type="spellStart"/>
+            <w:r>
+              <w:rPr>
+                <w:rFonts w:ascii="思源黑体 CN Normal" w:eastAsia="思源黑体 CN Normal" w:hAnsi="思源黑体 CN Normal"/>
+                <w:sz w:val="17"/>
+                <w:szCs w:val="17"/>
+              </w:rPr>
+              <w:t>mapping_ratio</w:t>
+            </w:r>
+            <w:proofErr w:type="spellEnd"/>
+            <w:r>
+              <w:rPr>
+                <w:rFonts w:ascii="思源黑体 CN Normal" w:eastAsia="思源黑体 CN Normal" w:hAnsi="思源黑体 CN Normal"/>
+                <w:sz w:val="17"/>
+                <w:szCs w:val="17"/>
+              </w:rPr>
+              <w:t>}}</w:t>
             </w:r>
           </w:p>
         </w:tc>
@@ -14800,7 +15907,41 @@
                 <w:szCs w:val="17"/>
                 <w:lang w:bidi="ar"/>
               </w:rPr>
-              <w:t>{{qc.control_data_qc.mapping_ratio}}</w:t>
+              <w:t>{{</w:t>
+            </w:r>
+            <w:proofErr w:type="spellStart"/>
+            <w:proofErr w:type="gramStart"/>
+            <w:r>
+              <w:rPr>
+                <w:rFonts w:ascii="思源黑体 CN Normal" w:eastAsia="思源黑体 CN Normal" w:hAnsi="思源黑体 CN Normal" w:cs="思源黑体 CN Light"/>
+                <w:kern w:val="0"/>
+                <w:sz w:val="17"/>
+                <w:szCs w:val="17"/>
+                <w:lang w:bidi="ar"/>
+              </w:rPr>
+              <w:t>qc.control</w:t>
+            </w:r>
+            <w:proofErr w:type="gramEnd"/>
+            <w:r>
+              <w:rPr>
+                <w:rFonts w:ascii="思源黑体 CN Normal" w:eastAsia="思源黑体 CN Normal" w:hAnsi="思源黑体 CN Normal" w:cs="思源黑体 CN Light"/>
+                <w:kern w:val="0"/>
+                <w:sz w:val="17"/>
+                <w:szCs w:val="17"/>
+                <w:lang w:bidi="ar"/>
+              </w:rPr>
+              <w:t>_data_qc.mapping_ratio</w:t>
+            </w:r>
+            <w:proofErr w:type="spellEnd"/>
+            <w:r>
+              <w:rPr>
+                <w:rFonts w:ascii="思源黑体 CN Normal" w:eastAsia="思源黑体 CN Normal" w:hAnsi="思源黑体 CN Normal" w:cs="思源黑体 CN Light"/>
+                <w:kern w:val="0"/>
+                <w:sz w:val="17"/>
+                <w:szCs w:val="17"/>
+                <w:lang w:bidi="ar"/>
+              </w:rPr>
+              <w:t>}}</w:t>
             </w:r>
           </w:p>
         </w:tc>
@@ -14944,7 +16085,43 @@
                 <w:sz w:val="17"/>
                 <w:szCs w:val="17"/>
               </w:rPr>
-              <w:t>{{qc.dna_data_qc.cover_ratio}}</w:t>
+              <w:t>{{</w:t>
+            </w:r>
+            <w:proofErr w:type="spellStart"/>
+            <w:r>
+              <w:rPr>
+                <w:rFonts w:ascii="思源黑体 CN Normal" w:eastAsia="思源黑体 CN Normal" w:hAnsi="思源黑体 CN Normal"/>
+                <w:sz w:val="17"/>
+                <w:szCs w:val="17"/>
+              </w:rPr>
+              <w:t>qc.dna_data_</w:t>
+            </w:r>
+            <w:proofErr w:type="gramStart"/>
+            <w:r>
+              <w:rPr>
+                <w:rFonts w:ascii="思源黑体 CN Normal" w:eastAsia="思源黑体 CN Normal" w:hAnsi="思源黑体 CN Normal"/>
+                <w:sz w:val="17"/>
+                <w:szCs w:val="17"/>
+              </w:rPr>
+              <w:t>qc.cover</w:t>
+            </w:r>
+            <w:proofErr w:type="gramEnd"/>
+            <w:r>
+              <w:rPr>
+                <w:rFonts w:ascii="思源黑体 CN Normal" w:eastAsia="思源黑体 CN Normal" w:hAnsi="思源黑体 CN Normal"/>
+                <w:sz w:val="17"/>
+                <w:szCs w:val="17"/>
+              </w:rPr>
+              <w:t>_ratio</w:t>
+            </w:r>
+            <w:proofErr w:type="spellEnd"/>
+            <w:r>
+              <w:rPr>
+                <w:rFonts w:ascii="思源黑体 CN Normal" w:eastAsia="思源黑体 CN Normal" w:hAnsi="思源黑体 CN Normal"/>
+                <w:sz w:val="17"/>
+                <w:szCs w:val="17"/>
+              </w:rPr>
+              <w:t>}}</w:t>
             </w:r>
           </w:p>
         </w:tc>
@@ -15018,7 +16195,41 @@
                 <w:szCs w:val="17"/>
                 <w:lang w:bidi="ar"/>
               </w:rPr>
-              <w:t>{{qc.control_data_qc.cover_ratio}}</w:t>
+              <w:t>{{</w:t>
+            </w:r>
+            <w:proofErr w:type="spellStart"/>
+            <w:proofErr w:type="gramStart"/>
+            <w:r>
+              <w:rPr>
+                <w:rFonts w:ascii="思源黑体 CN Normal" w:eastAsia="思源黑体 CN Normal" w:hAnsi="思源黑体 CN Normal" w:cs="思源黑体 CN Light"/>
+                <w:kern w:val="0"/>
+                <w:sz w:val="17"/>
+                <w:szCs w:val="17"/>
+                <w:lang w:bidi="ar"/>
+              </w:rPr>
+              <w:t>qc.control</w:t>
+            </w:r>
+            <w:proofErr w:type="gramEnd"/>
+            <w:r>
+              <w:rPr>
+                <w:rFonts w:ascii="思源黑体 CN Normal" w:eastAsia="思源黑体 CN Normal" w:hAnsi="思源黑体 CN Normal" w:cs="思源黑体 CN Light"/>
+                <w:kern w:val="0"/>
+                <w:sz w:val="17"/>
+                <w:szCs w:val="17"/>
+                <w:lang w:bidi="ar"/>
+              </w:rPr>
+              <w:t>_data_qc.cover_ratio</w:t>
+            </w:r>
+            <w:proofErr w:type="spellEnd"/>
+            <w:r>
+              <w:rPr>
+                <w:rFonts w:ascii="思源黑体 CN Normal" w:eastAsia="思源黑体 CN Normal" w:hAnsi="思源黑体 CN Normal" w:cs="思源黑体 CN Light"/>
+                <w:kern w:val="0"/>
+                <w:sz w:val="17"/>
+                <w:szCs w:val="17"/>
+                <w:lang w:bidi="ar"/>
+              </w:rPr>
+              <w:t>}}</w:t>
             </w:r>
           </w:p>
         </w:tc>
@@ -15118,7 +16329,29 @@
                 <w:szCs w:val="17"/>
                 <w:lang w:bidi="ar"/>
               </w:rPr>
-              <w:t>均一性</w:t>
+              <w:t>均</w:t>
+            </w:r>
+            <w:proofErr w:type="gramStart"/>
+            <w:r>
+              <w:rPr>
+                <w:rFonts w:ascii="思源黑体 CN Normal" w:eastAsia="思源黑体 CN Normal" w:hAnsi="思源黑体 CN Normal" w:cs="思源黑体 CN Light" w:hint="eastAsia"/>
+                <w:kern w:val="0"/>
+                <w:sz w:val="17"/>
+                <w:szCs w:val="17"/>
+                <w:lang w:bidi="ar"/>
+              </w:rPr>
+              <w:t>一</w:t>
+            </w:r>
+            <w:proofErr w:type="gramEnd"/>
+            <w:r>
+              <w:rPr>
+                <w:rFonts w:ascii="思源黑体 CN Normal" w:eastAsia="思源黑体 CN Normal" w:hAnsi="思源黑体 CN Normal" w:cs="思源黑体 CN Light" w:hint="eastAsia"/>
+                <w:kern w:val="0"/>
+                <w:sz w:val="17"/>
+                <w:szCs w:val="17"/>
+                <w:lang w:bidi="ar"/>
+              </w:rPr>
+              <w:t>性</w:t>
             </w:r>
             <w:r>
               <w:rPr>
@@ -15162,7 +16395,25 @@
                 <w:sz w:val="17"/>
                 <w:szCs w:val="17"/>
               </w:rPr>
-              <w:t>{{qc.dna_data_qc.uni20}}</w:t>
+              <w:t>{{qc.dna_data_</w:t>
+            </w:r>
+            <w:proofErr w:type="gramStart"/>
+            <w:r>
+              <w:rPr>
+                <w:rFonts w:ascii="思源黑体 CN Normal" w:eastAsia="思源黑体 CN Normal" w:hAnsi="思源黑体 CN Normal"/>
+                <w:sz w:val="17"/>
+                <w:szCs w:val="17"/>
+              </w:rPr>
+              <w:t>qc.uni</w:t>
+            </w:r>
+            <w:proofErr w:type="gramEnd"/>
+            <w:r>
+              <w:rPr>
+                <w:rFonts w:ascii="思源黑体 CN Normal" w:eastAsia="思源黑体 CN Normal" w:hAnsi="思源黑体 CN Normal"/>
+                <w:sz w:val="17"/>
+                <w:szCs w:val="17"/>
+              </w:rPr>
+              <w:t>20}}</w:t>
             </w:r>
           </w:p>
         </w:tc>
@@ -15236,7 +16487,29 @@
                 <w:szCs w:val="17"/>
                 <w:lang w:bidi="ar"/>
               </w:rPr>
-              <w:t>{{qc.control_data_qc.uni20}}</w:t>
+              <w:t>{{</w:t>
+            </w:r>
+            <w:proofErr w:type="gramStart"/>
+            <w:r>
+              <w:rPr>
+                <w:rFonts w:ascii="思源黑体 CN Normal" w:eastAsia="思源黑体 CN Normal" w:hAnsi="思源黑体 CN Normal" w:cs="思源黑体 CN Light"/>
+                <w:kern w:val="0"/>
+                <w:sz w:val="17"/>
+                <w:szCs w:val="17"/>
+                <w:lang w:bidi="ar"/>
+              </w:rPr>
+              <w:t>qc.control</w:t>
+            </w:r>
+            <w:proofErr w:type="gramEnd"/>
+            <w:r>
+              <w:rPr>
+                <w:rFonts w:ascii="思源黑体 CN Normal" w:eastAsia="思源黑体 CN Normal" w:hAnsi="思源黑体 CN Normal" w:cs="思源黑体 CN Light"/>
+                <w:kern w:val="0"/>
+                <w:sz w:val="17"/>
+                <w:szCs w:val="17"/>
+                <w:lang w:bidi="ar"/>
+              </w:rPr>
+              <w:t>_data_qc.uni20}}</w:t>
             </w:r>
           </w:p>
         </w:tc>
@@ -15392,7 +16665,34 @@
                 <w:sz w:val="17"/>
                 <w:szCs w:val="17"/>
               </w:rPr>
-              <w:t>{{qc.dna_data_qc.depth_mean</w:t>
+              <w:t>{{</w:t>
+            </w:r>
+            <w:proofErr w:type="spellStart"/>
+            <w:r>
+              <w:rPr>
+                <w:rFonts w:ascii="思源黑体 CN Normal" w:eastAsia="思源黑体 CN Normal" w:hAnsi="思源黑体 CN Normal"/>
+                <w:sz w:val="17"/>
+                <w:szCs w:val="17"/>
+              </w:rPr>
+              <w:t>qc.dna_data_</w:t>
+            </w:r>
+            <w:proofErr w:type="gramStart"/>
+            <w:r>
+              <w:rPr>
+                <w:rFonts w:ascii="思源黑体 CN Normal" w:eastAsia="思源黑体 CN Normal" w:hAnsi="思源黑体 CN Normal"/>
+                <w:sz w:val="17"/>
+                <w:szCs w:val="17"/>
+              </w:rPr>
+              <w:t>qc.depth</w:t>
+            </w:r>
+            <w:proofErr w:type="gramEnd"/>
+            <w:r>
+              <w:rPr>
+                <w:rFonts w:ascii="思源黑体 CN Normal" w:eastAsia="思源黑体 CN Normal" w:hAnsi="思源黑体 CN Normal"/>
+                <w:sz w:val="17"/>
+                <w:szCs w:val="17"/>
+              </w:rPr>
+              <w:t>_mean</w:t>
             </w:r>
             <w:r>
               <w:rPr>
@@ -15408,7 +16708,16 @@
                 <w:sz w:val="17"/>
                 <w:szCs w:val="17"/>
               </w:rPr>
-              <w:t>replace(“.00”,””)}}</w:t>
+              <w:t>replace</w:t>
+            </w:r>
+            <w:proofErr w:type="spellEnd"/>
+            <w:r>
+              <w:rPr>
+                <w:rFonts w:ascii="思源黑体 CN Normal" w:eastAsia="思源黑体 CN Normal" w:hAnsi="思源黑体 CN Normal"/>
+                <w:sz w:val="17"/>
+                <w:szCs w:val="17"/>
+              </w:rPr>
+              <w:t>(“.00”,””)}}</w:t>
             </w:r>
           </w:p>
         </w:tc>
@@ -15482,7 +16791,30 @@
                 <w:szCs w:val="17"/>
                 <w:lang w:bidi="ar"/>
               </w:rPr>
-              <w:t>{{qc.control_data_qc.depth_mean</w:t>
+              <w:t>{{</w:t>
+            </w:r>
+            <w:proofErr w:type="spellStart"/>
+            <w:proofErr w:type="gramStart"/>
+            <w:r>
+              <w:rPr>
+                <w:rFonts w:ascii="思源黑体 CN Normal" w:eastAsia="思源黑体 CN Normal" w:hAnsi="思源黑体 CN Normal" w:cs="思源黑体 CN Light"/>
+                <w:kern w:val="0"/>
+                <w:sz w:val="17"/>
+                <w:szCs w:val="17"/>
+                <w:lang w:bidi="ar"/>
+              </w:rPr>
+              <w:t>qc.control</w:t>
+            </w:r>
+            <w:proofErr w:type="gramEnd"/>
+            <w:r>
+              <w:rPr>
+                <w:rFonts w:ascii="思源黑体 CN Normal" w:eastAsia="思源黑体 CN Normal" w:hAnsi="思源黑体 CN Normal" w:cs="思源黑体 CN Light"/>
+                <w:kern w:val="0"/>
+                <w:sz w:val="17"/>
+                <w:szCs w:val="17"/>
+                <w:lang w:bidi="ar"/>
+              </w:rPr>
+              <w:t>_data_qc.depth_mean</w:t>
             </w:r>
             <w:r>
               <w:rPr>
@@ -15498,7 +16830,16 @@
                 <w:sz w:val="17"/>
                 <w:szCs w:val="17"/>
               </w:rPr>
-              <w:t>replace(“.00”,””)</w:t>
+              <w:t>replace</w:t>
+            </w:r>
+            <w:proofErr w:type="spellEnd"/>
+            <w:r>
+              <w:rPr>
+                <w:rFonts w:ascii="思源黑体 CN Normal" w:eastAsia="思源黑体 CN Normal" w:hAnsi="思源黑体 CN Normal"/>
+                <w:sz w:val="17"/>
+                <w:szCs w:val="17"/>
+              </w:rPr>
+              <w:t>(“.00”,””)</w:t>
             </w:r>
             <w:r>
               <w:rPr>
@@ -15738,7 +17079,30 @@
                 <w:szCs w:val="17"/>
                 <w:lang w:bidi="ar"/>
               </w:rPr>
-              <w:t>{{qc.control_data_qc.depth_min</w:t>
+              <w:t>{{</w:t>
+            </w:r>
+            <w:proofErr w:type="spellStart"/>
+            <w:proofErr w:type="gramStart"/>
+            <w:r>
+              <w:rPr>
+                <w:rFonts w:ascii="思源黑体 CN Normal" w:eastAsia="思源黑体 CN Normal" w:hAnsi="思源黑体 CN Normal" w:cs="思源黑体 CN Light"/>
+                <w:kern w:val="0"/>
+                <w:sz w:val="17"/>
+                <w:szCs w:val="17"/>
+                <w:lang w:bidi="ar"/>
+              </w:rPr>
+              <w:t>qc.control</w:t>
+            </w:r>
+            <w:proofErr w:type="gramEnd"/>
+            <w:r>
+              <w:rPr>
+                <w:rFonts w:ascii="思源黑体 CN Normal" w:eastAsia="思源黑体 CN Normal" w:hAnsi="思源黑体 CN Normal" w:cs="思源黑体 CN Light"/>
+                <w:kern w:val="0"/>
+                <w:sz w:val="17"/>
+                <w:szCs w:val="17"/>
+                <w:lang w:bidi="ar"/>
+              </w:rPr>
+              <w:t>_data_qc.depth_min</w:t>
             </w:r>
             <w:r>
               <w:rPr>
@@ -15754,7 +17118,16 @@
                 <w:sz w:val="17"/>
                 <w:szCs w:val="17"/>
               </w:rPr>
-              <w:t>replace(“.00”,””)</w:t>
+              <w:t>replace</w:t>
+            </w:r>
+            <w:proofErr w:type="spellEnd"/>
+            <w:r>
+              <w:rPr>
+                <w:rFonts w:ascii="思源黑体 CN Normal" w:eastAsia="思源黑体 CN Normal" w:hAnsi="思源黑体 CN Normal"/>
+                <w:sz w:val="17"/>
+                <w:szCs w:val="17"/>
+              </w:rPr>
+              <w:t>(“.00”,””)</w:t>
             </w:r>
             <w:r>
               <w:rPr>
@@ -15939,7 +17312,34 @@
                 <w:sz w:val="17"/>
                 <w:szCs w:val="17"/>
               </w:rPr>
-              <w:t>{{qc.dna_data_qc.depth_ssbc</w:t>
+              <w:t>{{</w:t>
+            </w:r>
+            <w:proofErr w:type="spellStart"/>
+            <w:r>
+              <w:rPr>
+                <w:rFonts w:ascii="思源黑体 CN Normal" w:eastAsia="思源黑体 CN Normal" w:hAnsi="思源黑体 CN Normal"/>
+                <w:sz w:val="17"/>
+                <w:szCs w:val="17"/>
+              </w:rPr>
+              <w:t>qc.dna_data_</w:t>
+            </w:r>
+            <w:proofErr w:type="gramStart"/>
+            <w:r>
+              <w:rPr>
+                <w:rFonts w:ascii="思源黑体 CN Normal" w:eastAsia="思源黑体 CN Normal" w:hAnsi="思源黑体 CN Normal"/>
+                <w:sz w:val="17"/>
+                <w:szCs w:val="17"/>
+              </w:rPr>
+              <w:t>qc.depth</w:t>
+            </w:r>
+            <w:proofErr w:type="gramEnd"/>
+            <w:r>
+              <w:rPr>
+                <w:rFonts w:ascii="思源黑体 CN Normal" w:eastAsia="思源黑体 CN Normal" w:hAnsi="思源黑体 CN Normal"/>
+                <w:sz w:val="17"/>
+                <w:szCs w:val="17"/>
+              </w:rPr>
+              <w:t>_ssbc</w:t>
             </w:r>
             <w:r>
               <w:rPr>
@@ -15955,7 +17355,16 @@
                 <w:sz w:val="17"/>
                 <w:szCs w:val="17"/>
               </w:rPr>
-              <w:t>replace(“.00”,””)}}</w:t>
+              <w:t>replace</w:t>
+            </w:r>
+            <w:proofErr w:type="spellEnd"/>
+            <w:r>
+              <w:rPr>
+                <w:rFonts w:ascii="思源黑体 CN Normal" w:eastAsia="思源黑体 CN Normal" w:hAnsi="思源黑体 CN Normal"/>
+                <w:sz w:val="17"/>
+                <w:szCs w:val="17"/>
+              </w:rPr>
+              <w:t>(“.00”,””)}}</w:t>
             </w:r>
           </w:p>
         </w:tc>
@@ -16149,7 +17558,27 @@
           <w:sz w:val="16"/>
           <w:szCs w:val="16"/>
         </w:rPr>
-        <w:t>仅送检样本类型包含石蜡玻片时可进行此项评估；全血及对照样本不做此项评估</w:t>
+        <w:t>仅送检样本类型包含石蜡</w:t>
+      </w:r>
+      <w:proofErr w:type="gramStart"/>
+      <w:r>
+        <w:rPr>
+          <w:rFonts w:ascii="思源黑体 CN Normal" w:eastAsia="思源黑体 CN Normal" w:hAnsi="思源黑体 CN Normal"/>
+          <w:color w:val="000000" w:themeColor="text1"/>
+          <w:sz w:val="16"/>
+          <w:szCs w:val="16"/>
+        </w:rPr>
+        <w:t>玻</w:t>
+      </w:r>
+      <w:proofErr w:type="gramEnd"/>
+      <w:r>
+        <w:rPr>
+          <w:rFonts w:ascii="思源黑体 CN Normal" w:eastAsia="思源黑体 CN Normal" w:hAnsi="思源黑体 CN Normal"/>
+          <w:color w:val="000000" w:themeColor="text1"/>
+          <w:sz w:val="16"/>
+          <w:szCs w:val="16"/>
+        </w:rPr>
+        <w:t>片时可进行此项评估；全血及对照样本不做此项评估</w:t>
       </w:r>
       <w:r>
         <w:rPr>
@@ -16310,7 +17739,27 @@
           <w:sz w:val="16"/>
           <w:szCs w:val="16"/>
         </w:rPr>
-        <w:t>覆盖度：检测到的区域占目标区域的比例；</w:t>
+        <w:t>覆盖度：检测到的区域</w:t>
+      </w:r>
+      <w:proofErr w:type="gramStart"/>
+      <w:r>
+        <w:rPr>
+          <w:rFonts w:ascii="思源黑体 CN Normal" w:eastAsia="思源黑体 CN Normal" w:hAnsi="思源黑体 CN Normal" w:hint="eastAsia"/>
+          <w:color w:val="000000" w:themeColor="text1"/>
+          <w:sz w:val="16"/>
+          <w:szCs w:val="16"/>
+        </w:rPr>
+        <w:t>占目标</w:t>
+      </w:r>
+      <w:proofErr w:type="gramEnd"/>
+      <w:r>
+        <w:rPr>
+          <w:rFonts w:ascii="思源黑体 CN Normal" w:eastAsia="思源黑体 CN Normal" w:hAnsi="思源黑体 CN Normal" w:hint="eastAsia"/>
+          <w:color w:val="000000" w:themeColor="text1"/>
+          <w:sz w:val="16"/>
+          <w:szCs w:val="16"/>
+        </w:rPr>
+        <w:t>区域的比例；</w:t>
       </w:r>
     </w:p>
     <w:p>
@@ -16335,7 +17784,27 @@
           <w:sz w:val="16"/>
           <w:szCs w:val="16"/>
         </w:rPr>
-        <w:t>均一性：整体目标区域中，测序深度超过平均深度</w:t>
+        <w:t>均</w:t>
+      </w:r>
+      <w:proofErr w:type="gramStart"/>
+      <w:r>
+        <w:rPr>
+          <w:rFonts w:ascii="思源黑体 CN Normal" w:eastAsia="思源黑体 CN Normal" w:hAnsi="思源黑体 CN Normal" w:hint="eastAsia"/>
+          <w:color w:val="000000" w:themeColor="text1"/>
+          <w:sz w:val="16"/>
+          <w:szCs w:val="16"/>
+        </w:rPr>
+        <w:t>一</w:t>
+      </w:r>
+      <w:proofErr w:type="gramEnd"/>
+      <w:r>
+        <w:rPr>
+          <w:rFonts w:ascii="思源黑体 CN Normal" w:eastAsia="思源黑体 CN Normal" w:hAnsi="思源黑体 CN Normal" w:hint="eastAsia"/>
+          <w:color w:val="000000" w:themeColor="text1"/>
+          <w:sz w:val="16"/>
+          <w:szCs w:val="16"/>
+        </w:rPr>
+        <w:t>性：整体目标区域中，测序深度超过平均深度</w:t>
       </w:r>
       <w:r>
         <w:rPr>
@@ -16414,7 +17883,7 @@
           <w:sz w:val="16"/>
           <w:szCs w:val="16"/>
         </w:rPr>
-        <w:t>：即为最低扩增子测序深度，本项目为扩增子测序，要求深度最低的扩增子的深度也要达到</w:t>
+        <w:t>：本项目为扩增子测序，要求深度最低的扩增子的深度也要达到</w:t>
       </w:r>
       <w:r>
         <w:rPr>
@@ -16502,7 +17971,27 @@
           <w:sz w:val="16"/>
           <w:szCs w:val="16"/>
         </w:rPr>
-        <w:t>/”，表示此质控项并非本检测的必要质控项，结果仅供参考；</w:t>
+        <w:t>/”，表示此质</w:t>
+      </w:r>
+      <w:proofErr w:type="gramStart"/>
+      <w:r>
+        <w:rPr>
+          <w:rFonts w:ascii="思源黑体 CN Normal" w:eastAsia="思源黑体 CN Normal" w:hAnsi="思源黑体 CN Normal"/>
+          <w:color w:val="000000" w:themeColor="text1"/>
+          <w:sz w:val="16"/>
+          <w:szCs w:val="16"/>
+        </w:rPr>
+        <w:t>控项并非</w:t>
+      </w:r>
+      <w:proofErr w:type="gramEnd"/>
+      <w:r>
+        <w:rPr>
+          <w:rFonts w:ascii="思源黑体 CN Normal" w:eastAsia="思源黑体 CN Normal" w:hAnsi="思源黑体 CN Normal"/>
+          <w:color w:val="000000" w:themeColor="text1"/>
+          <w:sz w:val="16"/>
+          <w:szCs w:val="16"/>
+        </w:rPr>
+        <w:t>本检测的必要质控项，结果仅供参考；</w:t>
       </w:r>
     </w:p>
     <w:p>
@@ -16760,7 +18249,63 @@
           <w:highlight w:val="cyan"/>
         </w:rPr>
         <w:lastRenderedPageBreak/>
-        <w:t>{%p if judge_brca_cnv == “mlpa”%}</w:t>
+        <w:t xml:space="preserve">{%p if </w:t>
+      </w:r>
+      <w:proofErr w:type="spellStart"/>
+      <w:r>
+        <w:rPr>
+          <w:rFonts w:ascii="思源黑体 CN Light" w:eastAsia="思源黑体 CN Light" w:hAnsi="思源黑体 CN Light"/>
+          <w:color w:val="595959" w:themeColor="text1" w:themeTint="A6"/>
+          <w:sz w:val="13"/>
+          <w:szCs w:val="13"/>
+          <w:highlight w:val="cyan"/>
+        </w:rPr>
+        <w:t>judge_brca_cnv</w:t>
+      </w:r>
+      <w:proofErr w:type="spellEnd"/>
+      <w:r>
+        <w:rPr>
+          <w:rFonts w:ascii="思源黑体 CN Light" w:eastAsia="思源黑体 CN Light" w:hAnsi="思源黑体 CN Light"/>
+          <w:color w:val="595959" w:themeColor="text1" w:themeTint="A6"/>
+          <w:sz w:val="13"/>
+          <w:szCs w:val="13"/>
+          <w:highlight w:val="cyan"/>
+        </w:rPr>
+        <w:t xml:space="preserve"> == “</w:t>
+      </w:r>
+      <w:proofErr w:type="spellStart"/>
+      <w:proofErr w:type="gramStart"/>
+      <w:r>
+        <w:rPr>
+          <w:rFonts w:ascii="思源黑体 CN Light" w:eastAsia="思源黑体 CN Light" w:hAnsi="思源黑体 CN Light"/>
+          <w:color w:val="595959" w:themeColor="text1" w:themeTint="A6"/>
+          <w:sz w:val="13"/>
+          <w:szCs w:val="13"/>
+          <w:highlight w:val="cyan"/>
+        </w:rPr>
+        <w:t>mlpa</w:t>
+      </w:r>
+      <w:proofErr w:type="spellEnd"/>
+      <w:r>
+        <w:rPr>
+          <w:rFonts w:ascii="思源黑体 CN Light" w:eastAsia="思源黑体 CN Light" w:hAnsi="思源黑体 CN Light"/>
+          <w:color w:val="595959" w:themeColor="text1" w:themeTint="A6"/>
+          <w:sz w:val="13"/>
+          <w:szCs w:val="13"/>
+          <w:highlight w:val="cyan"/>
+        </w:rPr>
+        <w:t>”%</w:t>
+      </w:r>
+      <w:proofErr w:type="gramEnd"/>
+      <w:r>
+        <w:rPr>
+          <w:rFonts w:ascii="思源黑体 CN Light" w:eastAsia="思源黑体 CN Light" w:hAnsi="思源黑体 CN Light"/>
+          <w:color w:val="595959" w:themeColor="text1" w:themeTint="A6"/>
+          <w:sz w:val="13"/>
+          <w:szCs w:val="13"/>
+          <w:highlight w:val="cyan"/>
+        </w:rPr>
+        <w:t>}</w:t>
       </w:r>
     </w:p>
     <w:p>
@@ -16787,7 +18332,25 @@
           <w:sz w:val="16"/>
           <w:szCs w:val="16"/>
         </w:rPr>
-        <w:t>var_brca.snv_m.B1_G_L5+ var_brca.snv_m.B2_G_L5 + var_brca.mlpa_v2.B1_mlpa_L5 + var_brca.mlpa_v2.B2_mlpa_L5 + var_brca.snv_m.B1_G_L4+ var_brca.snv_m.B2_G_L4+ var_brca.mlpa_v2.B1_mlpa_L4 + var_brca.mlpa_v2.B2_mlpa_L4</w:t>
+        <w:t>var_brca.snv_</w:t>
+      </w:r>
+      <w:proofErr w:type="gramStart"/>
+      <w:r>
+        <w:rPr>
+          <w:rFonts w:ascii="思源黑体 CN Normal" w:eastAsia="思源黑体 CN Normal" w:hAnsi="思源黑体 CN Normal"/>
+          <w:sz w:val="16"/>
+          <w:szCs w:val="16"/>
+        </w:rPr>
+        <w:t>m.B</w:t>
+      </w:r>
+      <w:proofErr w:type="gramEnd"/>
+      <w:r>
+        <w:rPr>
+          <w:rFonts w:ascii="思源黑体 CN Normal" w:eastAsia="思源黑体 CN Normal" w:hAnsi="思源黑体 CN Normal"/>
+          <w:sz w:val="16"/>
+          <w:szCs w:val="16"/>
+        </w:rPr>
+        <w:t>1_G_L5+ var_brca.snv_m.B2_G_L5 + var_brca.mlpa_v2.B1_mlpa_L5 + var_brca.mlpa_v2.B2_mlpa_L5 + var_brca.snv_m.B1_G_L4+ var_brca.snv_m.B2_G_L4+ var_brca.mlpa_v2.B1_mlpa_L4 + var_brca.mlpa_v2.B2_mlpa_L4</w:t>
       </w:r>
       <w:r>
         <w:rPr>
@@ -17432,7 +18995,25 @@
           <w:sz w:val="16"/>
           <w:szCs w:val="16"/>
         </w:rPr>
-        <w:t>var_brca.snv_m.B1_G_L5+ var_brca.snv_m.B2_G_L5 + var_brca.gcnv_v2.B1_gcnv_L5 + var_brca.gcnv_v2.B2_gcnv_L5 + var_brca.snv_m.B1_G_L4+ var_brca.snv_m.B2_G_L4+ var_brca.gcnv_v2.B1_gcnv_L4 + var_brca.gcnv_v2.B2_gcnv_L4</w:t>
+        <w:t>var_brca.snv_</w:t>
+      </w:r>
+      <w:proofErr w:type="gramStart"/>
+      <w:r>
+        <w:rPr>
+          <w:rFonts w:ascii="思源黑体 CN Normal" w:eastAsia="思源黑体 CN Normal" w:hAnsi="思源黑体 CN Normal"/>
+          <w:sz w:val="16"/>
+          <w:szCs w:val="16"/>
+        </w:rPr>
+        <w:t>m.B</w:t>
+      </w:r>
+      <w:proofErr w:type="gramEnd"/>
+      <w:r>
+        <w:rPr>
+          <w:rFonts w:ascii="思源黑体 CN Normal" w:eastAsia="思源黑体 CN Normal" w:hAnsi="思源黑体 CN Normal"/>
+          <w:sz w:val="16"/>
+          <w:szCs w:val="16"/>
+        </w:rPr>
+        <w:t>1_G_L5+ var_brca.snv_m.B2_G_L5 + var_brca.gcnv_v2.B1_gcnv_L5 + var_brca.gcnv_v2.B2_gcnv_L5 + var_brca.snv_m.B1_G_L4+ var_brca.snv_m.B2_G_L4+ var_brca.gcnv_v2.B1_gcnv_L4 + var_brca.gcnv_v2.B2_gcnv_L4</w:t>
       </w:r>
       <w:r>
         <w:rPr>
@@ -18147,7 +19728,51 @@
           <w:szCs w:val="13"/>
           <w:highlight w:val="magenta"/>
         </w:rPr>
-        <w:t>{{r page_break }}</w:t>
+        <w:t xml:space="preserve">{{r </w:t>
+      </w:r>
+      <w:proofErr w:type="spellStart"/>
+      <w:r>
+        <w:rPr>
+          <w:rFonts w:ascii="思源黑体 CN Light" w:eastAsia="思源黑体 CN Light" w:hAnsi="思源黑体 CN Light" w:hint="eastAsia"/>
+          <w:color w:val="595959" w:themeColor="text1" w:themeTint="A6"/>
+          <w:sz w:val="13"/>
+          <w:szCs w:val="13"/>
+          <w:highlight w:val="magenta"/>
+        </w:rPr>
+        <w:t>page_</w:t>
+      </w:r>
+      <w:proofErr w:type="gramStart"/>
+      <w:r>
+        <w:rPr>
+          <w:rFonts w:ascii="思源黑体 CN Light" w:eastAsia="思源黑体 CN Light" w:hAnsi="思源黑体 CN Light" w:hint="eastAsia"/>
+          <w:color w:val="595959" w:themeColor="text1" w:themeTint="A6"/>
+          <w:sz w:val="13"/>
+          <w:szCs w:val="13"/>
+          <w:highlight w:val="magenta"/>
+        </w:rPr>
+        <w:t>break</w:t>
+      </w:r>
+      <w:proofErr w:type="spellEnd"/>
+      <w:r>
+        <w:rPr>
+          <w:rFonts w:ascii="思源黑体 CN Light" w:eastAsia="思源黑体 CN Light" w:hAnsi="思源黑体 CN Light" w:hint="eastAsia"/>
+          <w:color w:val="595959" w:themeColor="text1" w:themeTint="A6"/>
+          <w:sz w:val="13"/>
+          <w:szCs w:val="13"/>
+          <w:highlight w:val="magenta"/>
+        </w:rPr>
+        <w:t xml:space="preserve"> }</w:t>
+      </w:r>
+      <w:proofErr w:type="gramEnd"/>
+      <w:r>
+        <w:rPr>
+          <w:rFonts w:ascii="思源黑体 CN Light" w:eastAsia="思源黑体 CN Light" w:hAnsi="思源黑体 CN Light" w:hint="eastAsia"/>
+          <w:color w:val="595959" w:themeColor="text1" w:themeTint="A6"/>
+          <w:sz w:val="13"/>
+          <w:szCs w:val="13"/>
+          <w:highlight w:val="magenta"/>
+        </w:rPr>
+        <w:t>}</w:t>
       </w:r>
     </w:p>
     <w:p>
@@ -18167,7 +19792,63 @@
           <w:szCs w:val="13"/>
           <w:highlight w:val="cyan"/>
         </w:rPr>
-        <w:t>{%p if judge_brca_cnv == “mlpa”%}</w:t>
+        <w:t xml:space="preserve">{%p if </w:t>
+      </w:r>
+      <w:proofErr w:type="spellStart"/>
+      <w:r>
+        <w:rPr>
+          <w:rFonts w:ascii="思源黑体 CN Light" w:eastAsia="思源黑体 CN Light" w:hAnsi="思源黑体 CN Light"/>
+          <w:color w:val="595959" w:themeColor="text1" w:themeTint="A6"/>
+          <w:sz w:val="13"/>
+          <w:szCs w:val="13"/>
+          <w:highlight w:val="cyan"/>
+        </w:rPr>
+        <w:t>judge_brca_cnv</w:t>
+      </w:r>
+      <w:proofErr w:type="spellEnd"/>
+      <w:r>
+        <w:rPr>
+          <w:rFonts w:ascii="思源黑体 CN Light" w:eastAsia="思源黑体 CN Light" w:hAnsi="思源黑体 CN Light"/>
+          <w:color w:val="595959" w:themeColor="text1" w:themeTint="A6"/>
+          <w:sz w:val="13"/>
+          <w:szCs w:val="13"/>
+          <w:highlight w:val="cyan"/>
+        </w:rPr>
+        <w:t xml:space="preserve"> == “</w:t>
+      </w:r>
+      <w:proofErr w:type="spellStart"/>
+      <w:proofErr w:type="gramStart"/>
+      <w:r>
+        <w:rPr>
+          <w:rFonts w:ascii="思源黑体 CN Light" w:eastAsia="思源黑体 CN Light" w:hAnsi="思源黑体 CN Light"/>
+          <w:color w:val="595959" w:themeColor="text1" w:themeTint="A6"/>
+          <w:sz w:val="13"/>
+          <w:szCs w:val="13"/>
+          <w:highlight w:val="cyan"/>
+        </w:rPr>
+        <w:t>mlpa</w:t>
+      </w:r>
+      <w:proofErr w:type="spellEnd"/>
+      <w:r>
+        <w:rPr>
+          <w:rFonts w:ascii="思源黑体 CN Light" w:eastAsia="思源黑体 CN Light" w:hAnsi="思源黑体 CN Light"/>
+          <w:color w:val="595959" w:themeColor="text1" w:themeTint="A6"/>
+          <w:sz w:val="13"/>
+          <w:szCs w:val="13"/>
+          <w:highlight w:val="cyan"/>
+        </w:rPr>
+        <w:t>”%</w:t>
+      </w:r>
+      <w:proofErr w:type="gramEnd"/>
+      <w:r>
+        <w:rPr>
+          <w:rFonts w:ascii="思源黑体 CN Light" w:eastAsia="思源黑体 CN Light" w:hAnsi="思源黑体 CN Light"/>
+          <w:color w:val="595959" w:themeColor="text1" w:themeTint="A6"/>
+          <w:sz w:val="13"/>
+          <w:szCs w:val="13"/>
+          <w:highlight w:val="cyan"/>
+        </w:rPr>
+        <w:t>}</w:t>
       </w:r>
     </w:p>
     <w:p>
@@ -18194,7 +19875,25 @@
           <w:sz w:val="16"/>
           <w:szCs w:val="16"/>
         </w:rPr>
-        <w:t>var_brca.snv_m.B1_G_L5+ var_brca.snv_m.B2_G_L5 + var_brca.mlpa_v2.B1_mlpa_L5 + var_brca.mlpa_v2.B2_mlpa_L5 + var_brca.snv_m.B1_G_L4+ var_brca.snv_m.B2_G_L4+ var_brca.mlpa_v2.B1_mlpa_L4 + var_brca.mlpa_v2.B2_mlpa_L4</w:t>
+        <w:t>var_brca.snv_</w:t>
+      </w:r>
+      <w:proofErr w:type="gramStart"/>
+      <w:r>
+        <w:rPr>
+          <w:rFonts w:ascii="思源黑体 CN Normal" w:eastAsia="思源黑体 CN Normal" w:hAnsi="思源黑体 CN Normal"/>
+          <w:sz w:val="16"/>
+          <w:szCs w:val="16"/>
+        </w:rPr>
+        <w:t>m.B</w:t>
+      </w:r>
+      <w:proofErr w:type="gramEnd"/>
+      <w:r>
+        <w:rPr>
+          <w:rFonts w:ascii="思源黑体 CN Normal" w:eastAsia="思源黑体 CN Normal" w:hAnsi="思源黑体 CN Normal"/>
+          <w:sz w:val="16"/>
+          <w:szCs w:val="16"/>
+        </w:rPr>
+        <w:t>1_G_L5+ var_brca.snv_m.B2_G_L5 + var_brca.mlpa_v2.B1_mlpa_L5 + var_brca.mlpa_v2.B2_mlpa_L5 + var_brca.snv_m.B1_G_L4+ var_brca.snv_m.B2_G_L4+ var_brca.mlpa_v2.B1_mlpa_L4 + var_brca.mlpa_v2.B2_mlpa_L4</w:t>
       </w:r>
       <w:r>
         <w:rPr>
@@ -18839,7 +20538,25 @@
           <w:sz w:val="16"/>
           <w:szCs w:val="16"/>
         </w:rPr>
-        <w:t>var_brca.snv_m.B1_G_L5+ var_brca.snv_m.B2_G_L5 + var_brca.gcnv_v2.B1_gcnv_L5 + var_brca.gcnv_v2.B2_gcnv_L5 + var_brca.snv_m.B1_G_L4+ var_brca.snv_m.B2_G_L4+ var_brca.gcnv_v2.B1_gcnv_L4 + var_brca.gcnv_v2.B2_gcnv_L4</w:t>
+        <w:t>var_brca.snv_</w:t>
+      </w:r>
+      <w:proofErr w:type="gramStart"/>
+      <w:r>
+        <w:rPr>
+          <w:rFonts w:ascii="思源黑体 CN Normal" w:eastAsia="思源黑体 CN Normal" w:hAnsi="思源黑体 CN Normal"/>
+          <w:sz w:val="16"/>
+          <w:szCs w:val="16"/>
+        </w:rPr>
+        <w:t>m.B</w:t>
+      </w:r>
+      <w:proofErr w:type="gramEnd"/>
+      <w:r>
+        <w:rPr>
+          <w:rFonts w:ascii="思源黑体 CN Normal" w:eastAsia="思源黑体 CN Normal" w:hAnsi="思源黑体 CN Normal"/>
+          <w:sz w:val="16"/>
+          <w:szCs w:val="16"/>
+        </w:rPr>
+        <w:t>1_G_L5+ var_brca.snv_m.B2_G_L5 + var_brca.gcnv_v2.B1_gcnv_L5 + var_brca.gcnv_v2.B2_gcnv_L5 + var_brca.snv_m.B1_G_L4+ var_brca.snv_m.B2_G_L4+ var_brca.gcnv_v2.B1_gcnv_L4 + var_brca.gcnv_v2.B2_gcnv_L4</w:t>
       </w:r>
       <w:r>
         <w:rPr>
@@ -19643,7 +21360,25 @@
           <w:sz w:val="16"/>
           <w:szCs w:val="16"/>
         </w:rPr>
-        <w:t>NCCN Clinical Practice Guidelines in Oncology-Genetic/Familial High-Risk Assessment: Breast, Ovarian, and Pancreatic. (version 2.2024)[EB/OL]. http://www.nccn.org</w:t>
+        <w:t xml:space="preserve">NCCN Clinical Practice Guidelines in Oncology-Genetic/Familial High-Risk Assessment: Breast, Ovarian, and Pancreatic. (version </w:t>
+      </w:r>
+      <w:proofErr w:type="gramStart"/>
+      <w:r>
+        <w:rPr>
+          <w:rFonts w:ascii="思源黑体 CN Normal" w:eastAsia="思源黑体 CN Normal" w:hAnsi="思源黑体 CN Normal"/>
+          <w:sz w:val="16"/>
+          <w:szCs w:val="16"/>
+        </w:rPr>
+        <w:t>2.2024)[</w:t>
+      </w:r>
+      <w:proofErr w:type="gramEnd"/>
+      <w:r>
+        <w:rPr>
+          <w:rFonts w:ascii="思源黑体 CN Normal" w:eastAsia="思源黑体 CN Normal" w:hAnsi="思源黑体 CN Normal"/>
+          <w:sz w:val="16"/>
+          <w:szCs w:val="16"/>
+        </w:rPr>
+        <w:t>EB/OL]. http://www.nccn.org</w:t>
       </w:r>
     </w:p>
     <w:p>
@@ -19666,7 +21401,25 @@
           <w:sz w:val="16"/>
           <w:szCs w:val="16"/>
         </w:rPr>
-        <w:t>NCCN Clinical Practice Guidelines in Oncology-Breast Cancer Risk Reduction. (version 1.2024)[EB/OL]. http://www.nccn.org</w:t>
+        <w:t xml:space="preserve">NCCN Clinical Practice Guidelines in Oncology-Breast Cancer Risk Reduction. (version </w:t>
+      </w:r>
+      <w:proofErr w:type="gramStart"/>
+      <w:r>
+        <w:rPr>
+          <w:rFonts w:ascii="思源黑体 CN Normal" w:eastAsia="思源黑体 CN Normal" w:hAnsi="思源黑体 CN Normal"/>
+          <w:sz w:val="16"/>
+          <w:szCs w:val="16"/>
+        </w:rPr>
+        <w:t>1.2024)[</w:t>
+      </w:r>
+      <w:proofErr w:type="gramEnd"/>
+      <w:r>
+        <w:rPr>
+          <w:rFonts w:ascii="思源黑体 CN Normal" w:eastAsia="思源黑体 CN Normal" w:hAnsi="思源黑体 CN Normal"/>
+          <w:sz w:val="16"/>
+          <w:szCs w:val="16"/>
+        </w:rPr>
+        <w:t>EB/OL]. http://www.nccn.org</w:t>
       </w:r>
     </w:p>
     <w:p>
@@ -19689,7 +21442,25 @@
           <w:sz w:val="16"/>
           <w:szCs w:val="16"/>
         </w:rPr>
-        <w:t>NCCN Clinical Practice Guidelines in Oncology-Ovarian Cancer Including Fallopian Tube Cancer and Primary Peritoneal Cancer. (version 2.2023)[EB/OL]. http://www.nccn.org</w:t>
+        <w:t xml:space="preserve">NCCN Clinical Practice Guidelines in Oncology-Ovarian Cancer Including Fallopian Tube Cancer and Primary Peritoneal Cancer. (version </w:t>
+      </w:r>
+      <w:proofErr w:type="gramStart"/>
+      <w:r>
+        <w:rPr>
+          <w:rFonts w:ascii="思源黑体 CN Normal" w:eastAsia="思源黑体 CN Normal" w:hAnsi="思源黑体 CN Normal"/>
+          <w:sz w:val="16"/>
+          <w:szCs w:val="16"/>
+        </w:rPr>
+        <w:t>2.2023)[</w:t>
+      </w:r>
+      <w:proofErr w:type="gramEnd"/>
+      <w:r>
+        <w:rPr>
+          <w:rFonts w:ascii="思源黑体 CN Normal" w:eastAsia="思源黑体 CN Normal" w:hAnsi="思源黑体 CN Normal"/>
+          <w:sz w:val="16"/>
+          <w:szCs w:val="16"/>
+        </w:rPr>
+        <w:t>EB/OL]. http://www.nccn.org</w:t>
       </w:r>
     </w:p>
     <w:p>
@@ -19712,7 +21483,25 @@
           <w:sz w:val="16"/>
           <w:szCs w:val="16"/>
         </w:rPr>
-        <w:t>NCCN Clinical Practice Guidelines in Oncology-Breast Cancer. (version 4.2023)[EB/OL]. http://www.nccn.org</w:t>
+        <w:t xml:space="preserve">NCCN Clinical Practice Guidelines in Oncology-Breast Cancer. (version </w:t>
+      </w:r>
+      <w:proofErr w:type="gramStart"/>
+      <w:r>
+        <w:rPr>
+          <w:rFonts w:ascii="思源黑体 CN Normal" w:eastAsia="思源黑体 CN Normal" w:hAnsi="思源黑体 CN Normal"/>
+          <w:sz w:val="16"/>
+          <w:szCs w:val="16"/>
+        </w:rPr>
+        <w:t>4.2023)[</w:t>
+      </w:r>
+      <w:proofErr w:type="gramEnd"/>
+      <w:r>
+        <w:rPr>
+          <w:rFonts w:ascii="思源黑体 CN Normal" w:eastAsia="思源黑体 CN Normal" w:hAnsi="思源黑体 CN Normal"/>
+          <w:sz w:val="16"/>
+          <w:szCs w:val="16"/>
+        </w:rPr>
+        <w:t>EB/OL]. http://www.nccn.org</w:t>
       </w:r>
     </w:p>
     <w:p>
@@ -19735,7 +21524,25 @@
           <w:sz w:val="16"/>
           <w:szCs w:val="16"/>
         </w:rPr>
-        <w:t>NCCN Clinical Practice Guidelines in Oncology-Prostate Cancer. (version 4.2023)[EB/OL]. http://www.nccn.org</w:t>
+        <w:t xml:space="preserve">NCCN Clinical Practice Guidelines in Oncology-Prostate Cancer. (version </w:t>
+      </w:r>
+      <w:proofErr w:type="gramStart"/>
+      <w:r>
+        <w:rPr>
+          <w:rFonts w:ascii="思源黑体 CN Normal" w:eastAsia="思源黑体 CN Normal" w:hAnsi="思源黑体 CN Normal"/>
+          <w:sz w:val="16"/>
+          <w:szCs w:val="16"/>
+        </w:rPr>
+        <w:t>4.2023)[</w:t>
+      </w:r>
+      <w:proofErr w:type="gramEnd"/>
+      <w:r>
+        <w:rPr>
+          <w:rFonts w:ascii="思源黑体 CN Normal" w:eastAsia="思源黑体 CN Normal" w:hAnsi="思源黑体 CN Normal"/>
+          <w:sz w:val="16"/>
+          <w:szCs w:val="16"/>
+        </w:rPr>
+        <w:t>EB/OL]. http://www.nccn.org</w:t>
       </w:r>
     </w:p>
     <w:p>
@@ -19758,7 +21565,25 @@
           <w:sz w:val="16"/>
           <w:szCs w:val="16"/>
         </w:rPr>
-        <w:t>NCCN Clinical Practice Guidelines in Oncology-Pancreatic Adenocarcinoma. (version 2.2023)[EB/OL]. http://www.nccn.org</w:t>
+        <w:t xml:space="preserve">NCCN Clinical Practice Guidelines in Oncology-Pancreatic Adenocarcinoma. (version </w:t>
+      </w:r>
+      <w:proofErr w:type="gramStart"/>
+      <w:r>
+        <w:rPr>
+          <w:rFonts w:ascii="思源黑体 CN Normal" w:eastAsia="思源黑体 CN Normal" w:hAnsi="思源黑体 CN Normal"/>
+          <w:sz w:val="16"/>
+          <w:szCs w:val="16"/>
+        </w:rPr>
+        <w:t>2.2023)[</w:t>
+      </w:r>
+      <w:proofErr w:type="gramEnd"/>
+      <w:r>
+        <w:rPr>
+          <w:rFonts w:ascii="思源黑体 CN Normal" w:eastAsia="思源黑体 CN Normal" w:hAnsi="思源黑体 CN Normal"/>
+          <w:sz w:val="16"/>
+          <w:szCs w:val="16"/>
+        </w:rPr>
+        <w:t>EB/OL]. http://www.nccn.org</w:t>
       </w:r>
     </w:p>
     <w:p>
@@ -19812,7 +21637,241 @@
           <w:sz w:val="16"/>
           <w:szCs w:val="16"/>
         </w:rPr>
-        <w:t>, 沈亦平, 邬玲仟, 陈少科, 陈子江, 方向东, 傅松滨, 龚瑶琴, 黄国英, 黄国宁, 黄荷凤, 黄山, 郝晓柯 12, 冀小平, 李红, 梁波, 廖灿, 乔杰, 苏海翔, 魏军, 王磊, 王树玉, 王晓红, 邢清和, 徐湘民, 袁慧军, 杨正林, 周从容, 周文浩, 曾勇, 张学军, 黄涛生, 郑茜, 秦胜营, 于世辉, 关静, 王洪阳, 王大勇, 赵立东, 王慧君, 孔令印, 宣黎明, 冒燕, 祝轶君, 徐君玲, 王剑青, 王莉, 赵婷, 秦一丁, 夏滢颖, 樊丽霞, 赵丁丁, 邱浩, 贺林.  遗传变异分类标准与指南[J]. 中国科学：生命科学, 2017, 47(6): 668-688.</w:t>
+        <w:t xml:space="preserve">, 沈亦平, 邬玲仟, 陈少科, 陈子江, 方向东, </w:t>
+      </w:r>
+      <w:proofErr w:type="gramStart"/>
+      <w:r>
+        <w:rPr>
+          <w:rFonts w:ascii="思源黑体 CN Normal" w:eastAsia="思源黑体 CN Normal" w:hAnsi="思源黑体 CN Normal"/>
+          <w:sz w:val="16"/>
+          <w:szCs w:val="16"/>
+        </w:rPr>
+        <w:t>傅松滨</w:t>
+      </w:r>
+      <w:proofErr w:type="gramEnd"/>
+      <w:r>
+        <w:rPr>
+          <w:rFonts w:ascii="思源黑体 CN Normal" w:eastAsia="思源黑体 CN Normal" w:hAnsi="思源黑体 CN Normal"/>
+          <w:sz w:val="16"/>
+          <w:szCs w:val="16"/>
+        </w:rPr>
+        <w:t xml:space="preserve">, 龚瑶琴, 黄国英, </w:t>
+      </w:r>
+      <w:proofErr w:type="gramStart"/>
+      <w:r>
+        <w:rPr>
+          <w:rFonts w:ascii="思源黑体 CN Normal" w:eastAsia="思源黑体 CN Normal" w:hAnsi="思源黑体 CN Normal"/>
+          <w:sz w:val="16"/>
+          <w:szCs w:val="16"/>
+        </w:rPr>
+        <w:t>黄国宁</w:t>
+      </w:r>
+      <w:proofErr w:type="gramEnd"/>
+      <w:r>
+        <w:rPr>
+          <w:rFonts w:ascii="思源黑体 CN Normal" w:eastAsia="思源黑体 CN Normal" w:hAnsi="思源黑体 CN Normal"/>
+          <w:sz w:val="16"/>
+          <w:szCs w:val="16"/>
+        </w:rPr>
+        <w:t xml:space="preserve">, </w:t>
+      </w:r>
+      <w:proofErr w:type="gramStart"/>
+      <w:r>
+        <w:rPr>
+          <w:rFonts w:ascii="思源黑体 CN Normal" w:eastAsia="思源黑体 CN Normal" w:hAnsi="思源黑体 CN Normal"/>
+          <w:sz w:val="16"/>
+          <w:szCs w:val="16"/>
+        </w:rPr>
+        <w:t>黄荷凤</w:t>
+      </w:r>
+      <w:proofErr w:type="gramEnd"/>
+      <w:r>
+        <w:rPr>
+          <w:rFonts w:ascii="思源黑体 CN Normal" w:eastAsia="思源黑体 CN Normal" w:hAnsi="思源黑体 CN Normal"/>
+          <w:sz w:val="16"/>
+          <w:szCs w:val="16"/>
+        </w:rPr>
+        <w:t xml:space="preserve">, 黄山, 郝晓柯 12, 冀小平, 李红, 梁波, 廖灿, </w:t>
+      </w:r>
+      <w:proofErr w:type="gramStart"/>
+      <w:r>
+        <w:rPr>
+          <w:rFonts w:ascii="思源黑体 CN Normal" w:eastAsia="思源黑体 CN Normal" w:hAnsi="思源黑体 CN Normal"/>
+          <w:sz w:val="16"/>
+          <w:szCs w:val="16"/>
+        </w:rPr>
+        <w:t>乔杰</w:t>
+      </w:r>
+      <w:proofErr w:type="gramEnd"/>
+      <w:r>
+        <w:rPr>
+          <w:rFonts w:ascii="思源黑体 CN Normal" w:eastAsia="思源黑体 CN Normal" w:hAnsi="思源黑体 CN Normal"/>
+          <w:sz w:val="16"/>
+          <w:szCs w:val="16"/>
+        </w:rPr>
+        <w:t xml:space="preserve">, </w:t>
+      </w:r>
+      <w:proofErr w:type="gramStart"/>
+      <w:r>
+        <w:rPr>
+          <w:rFonts w:ascii="思源黑体 CN Normal" w:eastAsia="思源黑体 CN Normal" w:hAnsi="思源黑体 CN Normal"/>
+          <w:sz w:val="16"/>
+          <w:szCs w:val="16"/>
+        </w:rPr>
+        <w:t>苏海翔</w:t>
+      </w:r>
+      <w:proofErr w:type="gramEnd"/>
+      <w:r>
+        <w:rPr>
+          <w:rFonts w:ascii="思源黑体 CN Normal" w:eastAsia="思源黑体 CN Normal" w:hAnsi="思源黑体 CN Normal"/>
+          <w:sz w:val="16"/>
+          <w:szCs w:val="16"/>
+        </w:rPr>
+        <w:t>, 魏军, 王磊, 王树玉, 王晓红, 邢清和, 徐湘民, 袁慧军, 杨正林, 周从容, 周文</w:t>
+      </w:r>
+      <w:proofErr w:type="gramStart"/>
+      <w:r>
+        <w:rPr>
+          <w:rFonts w:ascii="思源黑体 CN Normal" w:eastAsia="思源黑体 CN Normal" w:hAnsi="思源黑体 CN Normal"/>
+          <w:sz w:val="16"/>
+          <w:szCs w:val="16"/>
+        </w:rPr>
+        <w:t>浩</w:t>
+      </w:r>
+      <w:proofErr w:type="gramEnd"/>
+      <w:r>
+        <w:rPr>
+          <w:rFonts w:ascii="思源黑体 CN Normal" w:eastAsia="思源黑体 CN Normal" w:hAnsi="思源黑体 CN Normal"/>
+          <w:sz w:val="16"/>
+          <w:szCs w:val="16"/>
+        </w:rPr>
+        <w:t xml:space="preserve">, 曾勇, 张学军, </w:t>
+      </w:r>
+      <w:proofErr w:type="gramStart"/>
+      <w:r>
+        <w:rPr>
+          <w:rFonts w:ascii="思源黑体 CN Normal" w:eastAsia="思源黑体 CN Normal" w:hAnsi="思源黑体 CN Normal"/>
+          <w:sz w:val="16"/>
+          <w:szCs w:val="16"/>
+        </w:rPr>
+        <w:t>黄涛生</w:t>
+      </w:r>
+      <w:proofErr w:type="gramEnd"/>
+      <w:r>
+        <w:rPr>
+          <w:rFonts w:ascii="思源黑体 CN Normal" w:eastAsia="思源黑体 CN Normal" w:hAnsi="思源黑体 CN Normal"/>
+          <w:sz w:val="16"/>
+          <w:szCs w:val="16"/>
+        </w:rPr>
+        <w:t xml:space="preserve">, 郑茜, </w:t>
+      </w:r>
+      <w:proofErr w:type="gramStart"/>
+      <w:r>
+        <w:rPr>
+          <w:rFonts w:ascii="思源黑体 CN Normal" w:eastAsia="思源黑体 CN Normal" w:hAnsi="思源黑体 CN Normal"/>
+          <w:sz w:val="16"/>
+          <w:szCs w:val="16"/>
+        </w:rPr>
+        <w:t>秦胜营</w:t>
+      </w:r>
+      <w:proofErr w:type="gramEnd"/>
+      <w:r>
+        <w:rPr>
+          <w:rFonts w:ascii="思源黑体 CN Normal" w:eastAsia="思源黑体 CN Normal" w:hAnsi="思源黑体 CN Normal"/>
+          <w:sz w:val="16"/>
+          <w:szCs w:val="16"/>
+        </w:rPr>
+        <w:t>, 于</w:t>
+      </w:r>
+      <w:proofErr w:type="gramStart"/>
+      <w:r>
+        <w:rPr>
+          <w:rFonts w:ascii="思源黑体 CN Normal" w:eastAsia="思源黑体 CN Normal" w:hAnsi="思源黑体 CN Normal"/>
+          <w:sz w:val="16"/>
+          <w:szCs w:val="16"/>
+        </w:rPr>
+        <w:t>世</w:t>
+      </w:r>
+      <w:proofErr w:type="gramEnd"/>
+      <w:r>
+        <w:rPr>
+          <w:rFonts w:ascii="思源黑体 CN Normal" w:eastAsia="思源黑体 CN Normal" w:hAnsi="思源黑体 CN Normal"/>
+          <w:sz w:val="16"/>
+          <w:szCs w:val="16"/>
+        </w:rPr>
+        <w:t xml:space="preserve">辉, 关静, 王洪阳, 王大勇, 赵立东, 王慧君, </w:t>
+      </w:r>
+      <w:proofErr w:type="gramStart"/>
+      <w:r>
+        <w:rPr>
+          <w:rFonts w:ascii="思源黑体 CN Normal" w:eastAsia="思源黑体 CN Normal" w:hAnsi="思源黑体 CN Normal"/>
+          <w:sz w:val="16"/>
+          <w:szCs w:val="16"/>
+        </w:rPr>
+        <w:t>孔令印</w:t>
+      </w:r>
+      <w:proofErr w:type="gramEnd"/>
+      <w:r>
+        <w:rPr>
+          <w:rFonts w:ascii="思源黑体 CN Normal" w:eastAsia="思源黑体 CN Normal" w:hAnsi="思源黑体 CN Normal"/>
+          <w:sz w:val="16"/>
+          <w:szCs w:val="16"/>
+        </w:rPr>
+        <w:t xml:space="preserve">, 宣黎明, </w:t>
+      </w:r>
+      <w:proofErr w:type="gramStart"/>
+      <w:r>
+        <w:rPr>
+          <w:rFonts w:ascii="思源黑体 CN Normal" w:eastAsia="思源黑体 CN Normal" w:hAnsi="思源黑体 CN Normal"/>
+          <w:sz w:val="16"/>
+          <w:szCs w:val="16"/>
+        </w:rPr>
+        <w:t>冒燕</w:t>
+      </w:r>
+      <w:proofErr w:type="gramEnd"/>
+      <w:r>
+        <w:rPr>
+          <w:rFonts w:ascii="思源黑体 CN Normal" w:eastAsia="思源黑体 CN Normal" w:hAnsi="思源黑体 CN Normal"/>
+          <w:sz w:val="16"/>
+          <w:szCs w:val="16"/>
+        </w:rPr>
+        <w:t xml:space="preserve">, 祝轶君, </w:t>
+      </w:r>
+      <w:proofErr w:type="gramStart"/>
+      <w:r>
+        <w:rPr>
+          <w:rFonts w:ascii="思源黑体 CN Normal" w:eastAsia="思源黑体 CN Normal" w:hAnsi="思源黑体 CN Normal"/>
+          <w:sz w:val="16"/>
+          <w:szCs w:val="16"/>
+        </w:rPr>
+        <w:t>徐君玲</w:t>
+      </w:r>
+      <w:proofErr w:type="gramEnd"/>
+      <w:r>
+        <w:rPr>
+          <w:rFonts w:ascii="思源黑体 CN Normal" w:eastAsia="思源黑体 CN Normal" w:hAnsi="思源黑体 CN Normal"/>
+          <w:sz w:val="16"/>
+          <w:szCs w:val="16"/>
+        </w:rPr>
+        <w:t>, 王剑青, 王莉, 赵婷, 秦</w:t>
+      </w:r>
+      <w:proofErr w:type="gramStart"/>
+      <w:r>
+        <w:rPr>
+          <w:rFonts w:ascii="思源黑体 CN Normal" w:eastAsia="思源黑体 CN Normal" w:hAnsi="思源黑体 CN Normal"/>
+          <w:sz w:val="16"/>
+          <w:szCs w:val="16"/>
+        </w:rPr>
+        <w:t>一</w:t>
+      </w:r>
+      <w:proofErr w:type="gramEnd"/>
+      <w:r>
+        <w:rPr>
+          <w:rFonts w:ascii="思源黑体 CN Normal" w:eastAsia="思源黑体 CN Normal" w:hAnsi="思源黑体 CN Normal"/>
+          <w:sz w:val="16"/>
+          <w:szCs w:val="16"/>
+        </w:rPr>
+        <w:t>丁, 夏滢颖, 樊丽霞, 赵丁丁, 邱浩, 贺林.  遗传变异分类标准与指南[J]. 中国科学：生命科学, 2017, 47(6): 668-688.</w:t>
       </w:r>
     </w:p>
     <w:p>
@@ -19835,7 +21894,25 @@
           <w:sz w:val="16"/>
           <w:szCs w:val="16"/>
         </w:rPr>
-        <w:t>Li MM, Datto M, Duncavage EJ, Kulkarni S, et al. (2017) Standards and Guidelines for the Interpretation and Reporting of Sequence Variants in Cancer: A Joint Consensus Recommendation of the Association for Molecular Pathology American Society of Clinical Oncology, and College of American Pathologists. J Mol Diagn. Jan;19(1):4-23. [PMID: 27993330]</w:t>
+        <w:t xml:space="preserve">Li MM, Datto M, </w:t>
+      </w:r>
+      <w:proofErr w:type="spellStart"/>
+      <w:r>
+        <w:rPr>
+          <w:rFonts w:ascii="思源黑体 CN Normal" w:eastAsia="思源黑体 CN Normal" w:hAnsi="思源黑体 CN Normal"/>
+          <w:sz w:val="16"/>
+          <w:szCs w:val="16"/>
+        </w:rPr>
+        <w:t>Duncavage</w:t>
+      </w:r>
+      <w:proofErr w:type="spellEnd"/>
+      <w:r>
+        <w:rPr>
+          <w:rFonts w:ascii="思源黑体 CN Normal" w:eastAsia="思源黑体 CN Normal" w:hAnsi="思源黑体 CN Normal"/>
+          <w:sz w:val="16"/>
+          <w:szCs w:val="16"/>
+        </w:rPr>
+        <w:t xml:space="preserve"> EJ, Kulkarni S, et al. (2017) Standards and Guidelines for the Interpretation and Reporting of Sequence Variants in Cancer: A Joint Consensus Recommendation of the Association for Molecular Pathology American Society of Clinical Oncology, and College of American Pathologists. J Mol Diagn. Jan;19(1):4-23. [PMID: 27993330]</w:t>
       </w:r>
     </w:p>
     <w:p>
@@ -19891,7 +21968,58 @@
           <w:szCs w:val="16"/>
           <w:highlight w:val="cyan"/>
         </w:rPr>
-        <w:t>{%p if judge_brca_cnv == “mlpa”%}</w:t>
+        <w:t xml:space="preserve">{%p if </w:t>
+      </w:r>
+      <w:proofErr w:type="spellStart"/>
+      <w:r>
+        <w:rPr>
+          <w:rFonts w:ascii="思源黑体 CN Normal" w:eastAsia="思源黑体 CN Normal" w:hAnsi="思源黑体 CN Normal"/>
+          <w:sz w:val="16"/>
+          <w:szCs w:val="16"/>
+          <w:highlight w:val="cyan"/>
+        </w:rPr>
+        <w:t>judge_brca_cnv</w:t>
+      </w:r>
+      <w:proofErr w:type="spellEnd"/>
+      <w:r>
+        <w:rPr>
+          <w:rFonts w:ascii="思源黑体 CN Normal" w:eastAsia="思源黑体 CN Normal" w:hAnsi="思源黑体 CN Normal"/>
+          <w:sz w:val="16"/>
+          <w:szCs w:val="16"/>
+          <w:highlight w:val="cyan"/>
+        </w:rPr>
+        <w:t xml:space="preserve"> == “</w:t>
+      </w:r>
+      <w:proofErr w:type="spellStart"/>
+      <w:proofErr w:type="gramStart"/>
+      <w:r>
+        <w:rPr>
+          <w:rFonts w:ascii="思源黑体 CN Normal" w:eastAsia="思源黑体 CN Normal" w:hAnsi="思源黑体 CN Normal"/>
+          <w:sz w:val="16"/>
+          <w:szCs w:val="16"/>
+          <w:highlight w:val="cyan"/>
+        </w:rPr>
+        <w:t>mlpa</w:t>
+      </w:r>
+      <w:proofErr w:type="spellEnd"/>
+      <w:r>
+        <w:rPr>
+          <w:rFonts w:ascii="思源黑体 CN Normal" w:eastAsia="思源黑体 CN Normal" w:hAnsi="思源黑体 CN Normal"/>
+          <w:sz w:val="16"/>
+          <w:szCs w:val="16"/>
+          <w:highlight w:val="cyan"/>
+        </w:rPr>
+        <w:t>”%</w:t>
+      </w:r>
+      <w:proofErr w:type="gramEnd"/>
+      <w:r>
+        <w:rPr>
+          <w:rFonts w:ascii="思源黑体 CN Normal" w:eastAsia="思源黑体 CN Normal" w:hAnsi="思源黑体 CN Normal"/>
+          <w:sz w:val="16"/>
+          <w:szCs w:val="16"/>
+          <w:highlight w:val="cyan"/>
+        </w:rPr>
+        <w:t>}</w:t>
       </w:r>
     </w:p>
     <w:p>
@@ -19914,7 +22042,43 @@
           <w:sz w:val="16"/>
           <w:szCs w:val="16"/>
         </w:rPr>
-        <w:t>{%p for a in (var_brca.refer.snv_var+var_brca.refer.snv_gene+var_brca.refer.snv_evi + var_brca.refer.mlpa_var+var_brca.refer.mlpa_gene+var_brca.refer.mlpa_evi)|unique %}</w:t>
+        <w:t xml:space="preserve">{%p for a </w:t>
+      </w:r>
+      <w:proofErr w:type="spellStart"/>
+      <w:r>
+        <w:rPr>
+          <w:rFonts w:ascii="思源黑体 CN Normal" w:eastAsia="思源黑体 CN Normal" w:hAnsi="思源黑体 CN Normal"/>
+          <w:sz w:val="16"/>
+          <w:szCs w:val="16"/>
+        </w:rPr>
+        <w:t>in</w:t>
+      </w:r>
+      <w:proofErr w:type="spellEnd"/>
+      <w:r>
+        <w:rPr>
+          <w:rFonts w:ascii="思源黑体 CN Normal" w:eastAsia="思源黑体 CN Normal" w:hAnsi="思源黑体 CN Normal"/>
+          <w:sz w:val="16"/>
+          <w:szCs w:val="16"/>
+        </w:rPr>
+        <w:t xml:space="preserve"> (var_brca.refer.snv_var+var_brca.refer.snv_gene+var_brca.refer.snv_evi + var_</w:t>
+      </w:r>
+      <w:proofErr w:type="gramStart"/>
+      <w:r>
+        <w:rPr>
+          <w:rFonts w:ascii="思源黑体 CN Normal" w:eastAsia="思源黑体 CN Normal" w:hAnsi="思源黑体 CN Normal"/>
+          <w:sz w:val="16"/>
+          <w:szCs w:val="16"/>
+        </w:rPr>
+        <w:t>brca.refer</w:t>
+      </w:r>
+      <w:proofErr w:type="gramEnd"/>
+      <w:r>
+        <w:rPr>
+          <w:rFonts w:ascii="思源黑体 CN Normal" w:eastAsia="思源黑体 CN Normal" w:hAnsi="思源黑体 CN Normal"/>
+          <w:sz w:val="16"/>
+          <w:szCs w:val="16"/>
+        </w:rPr>
+        <w:t>.mlpa_var+var_brca.refer.mlpa_gene+var_brca.refer.mlpa_evi)|unique %}</w:t>
       </w:r>
     </w:p>
     <w:p>
@@ -19960,7 +22124,25 @@
           <w:sz w:val="16"/>
           <w:szCs w:val="16"/>
         </w:rPr>
-        <w:t>{%p endfor%}</w:t>
+        <w:t xml:space="preserve">{%p </w:t>
+      </w:r>
+      <w:proofErr w:type="spellStart"/>
+      <w:r>
+        <w:rPr>
+          <w:rFonts w:ascii="思源黑体 CN Normal" w:eastAsia="思源黑体 CN Normal" w:hAnsi="思源黑体 CN Normal"/>
+          <w:sz w:val="16"/>
+          <w:szCs w:val="16"/>
+        </w:rPr>
+        <w:t>endfor</w:t>
+      </w:r>
+      <w:proofErr w:type="spellEnd"/>
+      <w:r>
+        <w:rPr>
+          <w:rFonts w:ascii="思源黑体 CN Normal" w:eastAsia="思源黑体 CN Normal" w:hAnsi="思源黑体 CN Normal"/>
+          <w:sz w:val="16"/>
+          <w:szCs w:val="16"/>
+        </w:rPr>
+        <w:t>%}</w:t>
       </w:r>
     </w:p>
     <w:p>
@@ -20008,7 +22190,43 @@
           <w:sz w:val="16"/>
           <w:szCs w:val="16"/>
         </w:rPr>
-        <w:t>{%p for a in (var_brca.refer.snv_var+var_brca.refer.snv_gene+var_brca.refer.snv_evi + var_brca.refer.gcnv_var+var_brca.refer.gcnv_gene+var_brca.refer.gcnv_evi)|unique %}</w:t>
+        <w:t xml:space="preserve">{%p for a </w:t>
+      </w:r>
+      <w:proofErr w:type="spellStart"/>
+      <w:r>
+        <w:rPr>
+          <w:rFonts w:ascii="思源黑体 CN Normal" w:eastAsia="思源黑体 CN Normal" w:hAnsi="思源黑体 CN Normal"/>
+          <w:sz w:val="16"/>
+          <w:szCs w:val="16"/>
+        </w:rPr>
+        <w:t>in</w:t>
+      </w:r>
+      <w:proofErr w:type="spellEnd"/>
+      <w:r>
+        <w:rPr>
+          <w:rFonts w:ascii="思源黑体 CN Normal" w:eastAsia="思源黑体 CN Normal" w:hAnsi="思源黑体 CN Normal"/>
+          <w:sz w:val="16"/>
+          <w:szCs w:val="16"/>
+        </w:rPr>
+        <w:t xml:space="preserve"> (var_brca.refer.snv_var+var_brca.refer.snv_gene+var_brca.refer.snv_evi + var_</w:t>
+      </w:r>
+      <w:proofErr w:type="gramStart"/>
+      <w:r>
+        <w:rPr>
+          <w:rFonts w:ascii="思源黑体 CN Normal" w:eastAsia="思源黑体 CN Normal" w:hAnsi="思源黑体 CN Normal"/>
+          <w:sz w:val="16"/>
+          <w:szCs w:val="16"/>
+        </w:rPr>
+        <w:t>brca.refer</w:t>
+      </w:r>
+      <w:proofErr w:type="gramEnd"/>
+      <w:r>
+        <w:rPr>
+          <w:rFonts w:ascii="思源黑体 CN Normal" w:eastAsia="思源黑体 CN Normal" w:hAnsi="思源黑体 CN Normal"/>
+          <w:sz w:val="16"/>
+          <w:szCs w:val="16"/>
+        </w:rPr>
+        <w:t>.gcnv_var+var_brca.refer.gcnv_gene+var_brca.refer.gcnv_evi)|unique %}</w:t>
       </w:r>
     </w:p>
     <w:p>
@@ -20054,7 +22272,25 @@
           <w:sz w:val="16"/>
           <w:szCs w:val="16"/>
         </w:rPr>
-        <w:t>{%p endfor%}</w:t>
+        <w:t xml:space="preserve">{%p </w:t>
+      </w:r>
+      <w:proofErr w:type="spellStart"/>
+      <w:r>
+        <w:rPr>
+          <w:rFonts w:ascii="思源黑体 CN Normal" w:eastAsia="思源黑体 CN Normal" w:hAnsi="思源黑体 CN Normal"/>
+          <w:sz w:val="16"/>
+          <w:szCs w:val="16"/>
+        </w:rPr>
+        <w:t>endfor</w:t>
+      </w:r>
+      <w:proofErr w:type="spellEnd"/>
+      <w:r>
+        <w:rPr>
+          <w:rFonts w:ascii="思源黑体 CN Normal" w:eastAsia="思源黑体 CN Normal" w:hAnsi="思源黑体 CN Normal"/>
+          <w:sz w:val="16"/>
+          <w:szCs w:val="16"/>
+        </w:rPr>
+        <w:t>%}</w:t>
       </w:r>
     </w:p>
     <w:p>
@@ -20176,7 +22412,17 @@
                   <w:t>{%p</w:t>
                 </w:r>
                 <w:r>
-                  <w:t xml:space="preserve"> if sample.locate==”XM”</w:t>
+                  <w:t xml:space="preserve"> if </w:t>
+                </w:r>
+                <w:proofErr w:type="spellStart"/>
+                <w:proofErr w:type="gramStart"/>
+                <w:r>
+                  <w:t>sample.locate</w:t>
+                </w:r>
+                <w:proofErr w:type="spellEnd"/>
+                <w:proofErr w:type="gramEnd"/>
+                <w:r>
+                  <w:t>==”XM”</w:t>
                 </w:r>
                 <w:r>
                   <w:rPr>
@@ -20222,7 +22468,25 @@
                     <w:sz w:val="15"/>
                     <w:szCs w:val="15"/>
                   </w:rPr>
-                  <w:t xml:space="preserve">地址：厦门市湖里区火炬东路11号创业园诚业楼6楼 </w:t>
+                  <w:t>地址：厦门市湖里区火炬东路11号创业</w:t>
+                </w:r>
+                <w:proofErr w:type="gramStart"/>
+                <w:r>
+                  <w:rPr>
+                    <w:rFonts w:ascii="思源黑体 CN Normal" w:eastAsia="思源黑体 CN Normal" w:hAnsi="思源黑体 CN Normal" w:hint="eastAsia"/>
+                    <w:sz w:val="15"/>
+                    <w:szCs w:val="15"/>
+                  </w:rPr>
+                  <w:t>园诚业楼</w:t>
+                </w:r>
+                <w:proofErr w:type="gramEnd"/>
+                <w:r>
+                  <w:rPr>
+                    <w:rFonts w:ascii="思源黑体 CN Normal" w:eastAsia="思源黑体 CN Normal" w:hAnsi="思源黑体 CN Normal" w:hint="eastAsia"/>
+                    <w:sz w:val="15"/>
+                    <w:szCs w:val="15"/>
+                  </w:rPr>
+                  <w:t xml:space="preserve">6楼 </w:t>
                 </w:r>
                 <w:r>
                   <w:rPr>
@@ -20494,7 +22758,25 @@
                     <w:sz w:val="15"/>
                     <w:szCs w:val="15"/>
                   </w:rPr>
-                  <w:t>地址：上海市闵行区新骏环路1</w:t>
+                  <w:t>地址：上海市</w:t>
+                </w:r>
+                <w:proofErr w:type="gramStart"/>
+                <w:r>
+                  <w:rPr>
+                    <w:rFonts w:ascii="思源黑体 CN Normal" w:eastAsia="思源黑体 CN Normal" w:hAnsi="思源黑体 CN Normal" w:hint="eastAsia"/>
+                    <w:sz w:val="15"/>
+                    <w:szCs w:val="15"/>
+                  </w:rPr>
+                  <w:t>闵行区新骏环路</w:t>
+                </w:r>
+                <w:proofErr w:type="gramEnd"/>
+                <w:r>
+                  <w:rPr>
+                    <w:rFonts w:ascii="思源黑体 CN Normal" w:eastAsia="思源黑体 CN Normal" w:hAnsi="思源黑体 CN Normal" w:hint="eastAsia"/>
+                    <w:sz w:val="15"/>
+                    <w:szCs w:val="15"/>
+                  </w:rPr>
+                  <w:t>1</w:t>
                 </w:r>
                 <w:r>
                   <w:rPr>
@@ -20901,7 +23183,43 @@
         <w:sz w:val="16"/>
         <w:szCs w:val="16"/>
       </w:rPr>
-      <w:t>{%if sample.sample_parent_id %}{{sample.sample_parent_id}}{%else%}-{%endif%}</w:t>
+      <w:t xml:space="preserve">{%if </w:t>
+    </w:r>
+    <w:proofErr w:type="spellStart"/>
+    <w:r>
+      <w:rPr>
+        <w:rFonts w:ascii="思源黑体 CN Normal" w:eastAsia="思源黑体 CN Normal" w:hAnsi="思源黑体 CN Normal"/>
+        <w:sz w:val="16"/>
+        <w:szCs w:val="16"/>
+      </w:rPr>
+      <w:t>sample.sample_parent_id</w:t>
+    </w:r>
+    <w:proofErr w:type="spellEnd"/>
+    <w:r>
+      <w:rPr>
+        <w:rFonts w:ascii="思源黑体 CN Normal" w:eastAsia="思源黑体 CN Normal" w:hAnsi="思源黑体 CN Normal"/>
+        <w:sz w:val="16"/>
+        <w:szCs w:val="16"/>
+      </w:rPr>
+      <w:t xml:space="preserve"> %}{{</w:t>
+    </w:r>
+    <w:proofErr w:type="spellStart"/>
+    <w:r>
+      <w:rPr>
+        <w:rFonts w:ascii="思源黑体 CN Normal" w:eastAsia="思源黑体 CN Normal" w:hAnsi="思源黑体 CN Normal"/>
+        <w:sz w:val="16"/>
+        <w:szCs w:val="16"/>
+      </w:rPr>
+      <w:t>sample.sample_parent_id</w:t>
+    </w:r>
+    <w:proofErr w:type="spellEnd"/>
+    <w:r>
+      <w:rPr>
+        <w:rFonts w:ascii="思源黑体 CN Normal" w:eastAsia="思源黑体 CN Normal" w:hAnsi="思源黑体 CN Normal"/>
+        <w:sz w:val="16"/>
+        <w:szCs w:val="16"/>
+      </w:rPr>
+      <w:t>}}{%else%}-{%endif%}</w:t>
     </w:r>
     <w:r>
       <w:rPr>
@@ -20925,7 +23243,43 @@
         <w:sz w:val="16"/>
         <w:szCs w:val="16"/>
       </w:rPr>
-      <w:t>{%if sample.patient_name %}{{sample.patient_name}}{%else%}-{%endif%}</w:t>
+      <w:t xml:space="preserve">{%if </w:t>
+    </w:r>
+    <w:proofErr w:type="spellStart"/>
+    <w:r>
+      <w:rPr>
+        <w:rFonts w:ascii="思源黑体 CN Normal" w:eastAsia="思源黑体 CN Normal" w:hAnsi="思源黑体 CN Normal"/>
+        <w:sz w:val="16"/>
+        <w:szCs w:val="16"/>
+      </w:rPr>
+      <w:t>sample.patient_name</w:t>
+    </w:r>
+    <w:proofErr w:type="spellEnd"/>
+    <w:r>
+      <w:rPr>
+        <w:rFonts w:ascii="思源黑体 CN Normal" w:eastAsia="思源黑体 CN Normal" w:hAnsi="思源黑体 CN Normal"/>
+        <w:sz w:val="16"/>
+        <w:szCs w:val="16"/>
+      </w:rPr>
+      <w:t xml:space="preserve"> %}{{</w:t>
+    </w:r>
+    <w:proofErr w:type="spellStart"/>
+    <w:r>
+      <w:rPr>
+        <w:rFonts w:ascii="思源黑体 CN Normal" w:eastAsia="思源黑体 CN Normal" w:hAnsi="思源黑体 CN Normal"/>
+        <w:sz w:val="16"/>
+        <w:szCs w:val="16"/>
+      </w:rPr>
+      <w:t>sample.patient_name</w:t>
+    </w:r>
+    <w:proofErr w:type="spellEnd"/>
+    <w:r>
+      <w:rPr>
+        <w:rFonts w:ascii="思源黑体 CN Normal" w:eastAsia="思源黑体 CN Normal" w:hAnsi="思源黑体 CN Normal"/>
+        <w:sz w:val="16"/>
+        <w:szCs w:val="16"/>
+      </w:rPr>
+      <w:t>}}{%else%}-{%endif%}</w:t>
     </w:r>
     <w:r>
       <w:rPr>
@@ -20959,6 +23313,7 @@
       </w:rPr>
       <w:t xml:space="preserve">%if </w:t>
     </w:r>
+    <w:proofErr w:type="spellStart"/>
     <w:r>
       <w:rPr>
         <w:rFonts w:ascii="思源黑体 CN Normal" w:eastAsia="思源黑体 CN Normal" w:hAnsi="思源黑体 CN Normal"/>
@@ -20967,6 +23322,7 @@
       </w:rPr>
       <w:t>sample.gather_data</w:t>
     </w:r>
+    <w:proofErr w:type="spellEnd"/>
     <w:r>
       <w:rPr>
         <w:rFonts w:ascii="思源黑体 CN Normal" w:eastAsia="思源黑体 CN Normal" w:hAnsi="思源黑体 CN Normal"/>
@@ -20989,7 +23345,25 @@
         <w:sz w:val="16"/>
         <w:szCs w:val="16"/>
       </w:rPr>
-      <w:t>{{sample.gather_data}}</w:t>
+      <w:t>{{</w:t>
+    </w:r>
+    <w:proofErr w:type="spellStart"/>
+    <w:r>
+      <w:rPr>
+        <w:rFonts w:ascii="思源黑体 CN Normal" w:eastAsia="思源黑体 CN Normal" w:hAnsi="思源黑体 CN Normal"/>
+        <w:sz w:val="16"/>
+        <w:szCs w:val="16"/>
+      </w:rPr>
+      <w:t>sample.gather_data</w:t>
+    </w:r>
+    <w:proofErr w:type="spellEnd"/>
+    <w:r>
+      <w:rPr>
+        <w:rFonts w:ascii="思源黑体 CN Normal" w:eastAsia="思源黑体 CN Normal" w:hAnsi="思源黑体 CN Normal"/>
+        <w:sz w:val="16"/>
+        <w:szCs w:val="16"/>
+      </w:rPr>
+      <w:t>}}</w:t>
     </w:r>
     <w:r>
       <w:rPr>
@@ -21013,7 +23387,35 @@
         <w:sz w:val="16"/>
         <w:szCs w:val="16"/>
       </w:rPr>
-      <w:t>{{sample.report_date}}</w:t>
+      <w:t>{{</w:t>
+    </w:r>
+    <w:proofErr w:type="spellStart"/>
+    <w:proofErr w:type="gramStart"/>
+    <w:r>
+      <w:rPr>
+        <w:rFonts w:ascii="思源黑体 CN Normal" w:eastAsia="思源黑体 CN Normal" w:hAnsi="思源黑体 CN Normal"/>
+        <w:sz w:val="16"/>
+        <w:szCs w:val="16"/>
+      </w:rPr>
+      <w:t>sample.report</w:t>
+    </w:r>
+    <w:proofErr w:type="gramEnd"/>
+    <w:r>
+      <w:rPr>
+        <w:rFonts w:ascii="思源黑体 CN Normal" w:eastAsia="思源黑体 CN Normal" w:hAnsi="思源黑体 CN Normal"/>
+        <w:sz w:val="16"/>
+        <w:szCs w:val="16"/>
+      </w:rPr>
+      <w:t>_date</w:t>
+    </w:r>
+    <w:proofErr w:type="spellEnd"/>
+    <w:r>
+      <w:rPr>
+        <w:rFonts w:ascii="思源黑体 CN Normal" w:eastAsia="思源黑体 CN Normal" w:hAnsi="思源黑体 CN Normal"/>
+        <w:sz w:val="16"/>
+        <w:szCs w:val="16"/>
+      </w:rPr>
+      <w:t>}}</w:t>
     </w:r>
     <w:r>
       <w:rPr>
